--- a/prd-pr01/Бланк В.docx
+++ b/prd-pr01/Бланк В.docx
@@ -1,201 +1,256 @@
 
 <file path=word/document.xml><?xml version="1.0" encoding="utf-8"?>
-<w:document xmlns:vyd="http://volga.yandex.com/schemas/document/model" xmlns:mc="http://schemas.openxmlformats.org/markup-compatibility/2006" xmlns:w="http://schemas.openxmlformats.org/wordprocessingml/2006/main" mc:Ignorable="vyd" w:conformance="transitional">
-  <w:background/>
-  <w:body vyd:_id="vyd:00000000000001">
-    <w:p vyd:_id="vyd:00000000000003">
+<w:document xmlns:wpc="http://schemas.microsoft.com/office/word/2010/wordprocessingCanvas" xmlns:cx="http://schemas.microsoft.com/office/drawing/2014/chartex" xmlns:cx1="http://schemas.microsoft.com/office/drawing/2015/9/8/chartex" xmlns:cx2="http://schemas.microsoft.com/office/drawing/2015/10/21/chartex" xmlns:cx3="http://schemas.microsoft.com/office/drawing/2016/5/9/chartex" xmlns:cx4="http://schemas.microsoft.com/office/drawing/2016/5/10/chartex" xmlns:cx5="http://schemas.microsoft.com/office/drawing/2016/5/11/chartex" xmlns:cx6="http://schemas.microsoft.com/office/drawing/2016/5/12/chartex" xmlns:cx7="http://schemas.microsoft.com/office/drawing/2016/5/13/chartex" xmlns:cx8="http://schemas.microsoft.com/office/drawing/2016/5/14/chartex" xmlns:mc="http://schemas.openxmlformats.org/markup-compatibility/2006" xmlns:aink="http://schemas.microsoft.com/office/drawing/2016/ink" xmlns:am3d="http://schemas.microsoft.com/office/drawing/2017/model3d" xmlns:o="urn:schemas-microsoft-com:office:office" xmlns:oel="http://schemas.microsoft.com/office/2019/extlst" xmlns:r="http://schemas.openxmlformats.org/officeDocument/2006/relationships" xmlns:m="http://schemas.openxmlformats.org/officeDocument/2006/math" xmlns:v="urn:schemas-microsoft-com:vml" xmlns:wp14="http://schemas.microsoft.com/office/word/2010/wordprocessingDrawing" xmlns:wp="http://schemas.openxmlformats.org/drawingml/2006/wordprocessingDrawing" xmlns:w10="urn:schemas-microsoft-com:office:word" xmlns:w="http://schemas.openxmlformats.org/wordprocessingml/2006/main" xmlns:w14="http://schemas.microsoft.com/office/word/2010/wordml" xmlns:w15="http://schemas.microsoft.com/office/word/2012/wordml" xmlns:w16cex="http://schemas.microsoft.com/office/word/2018/wordml/cex" xmlns:w16cid="http://schemas.microsoft.com/office/word/2016/wordml/cid" xmlns:w16="http://schemas.microsoft.com/office/word/2018/wordml" xmlns:w16sdtdh="http://schemas.microsoft.com/office/word/2020/wordml/sdtdatahash" xmlns:w16se="http://schemas.microsoft.com/office/word/2015/wordml/symex" xmlns:wpg="http://schemas.microsoft.com/office/word/2010/wordprocessingGroup" xmlns:wpi="http://schemas.microsoft.com/office/word/2010/wordprocessingInk" xmlns:wne="http://schemas.microsoft.com/office/word/2006/wordml" xmlns:wps="http://schemas.microsoft.com/office/word/2010/wordprocessingShape" mc:Ignorable="w14 w15 w16se w16cid w16 w16cex w16sdtdh wp14">
+  <w:body>
+    <w:p>
       <w:pPr>
         <w:spacing w:after="120"/>
-        <w:ind w:firstLine="0"/>
-        <w:jc w:val="start"/>
-        <w:rPr/>
+      </w:pPr>
+      <w:r>
+        <w:rPr>
+          <w:rFonts w:ascii="Times New Roman" w:hAnsi="Times New Roman"/>
+          <w:b/>
+          <w:sz w:val="28"/>
+        </w:rPr>
+        <w:t>Бланк В. Сравнение вариантов темы проекта</w:t>
+      </w:r>
+    </w:p>
+    <w:p>
+      <w:pPr>
+        <w:spacing w:after="120"/>
+        <w:jc w:val="both"/>
+        <w:rPr>
+          <w:sz w:val="24"/>
+          <w:szCs w:val="24"/>
+          <w:u w:val="single"/>
+        </w:rPr>
+      </w:pPr>
+      <w:r>
+        <w:rPr>
+          <w:b/>
+          <w:bCs/>
+          <w:sz w:val="24"/>
+          <w:szCs w:val="24"/>
+          <w:u w:val="single"/>
+        </w:rPr>
+        <w:t>Команда:</w:t>
+      </w:r>
+      <w:r>
+        <w:rPr>
+          <w:sz w:val="24"/>
+          <w:szCs w:val="24"/>
+          <w:u w:val="single"/>
+        </w:rPr>
+        <w:t xml:space="preserve"> RevGlamp (Белишко К.)    </w:t>
+      </w:r>
+    </w:p>
+    <w:p>
+      <w:pPr>
+        <w:spacing w:after="120"/>
+        <w:jc w:val="both"/>
+        <w:rPr>
+          <w:sz w:val="28"/>
+          <w:szCs w:val="28"/>
+          <w:u w:val="single"/>
+        </w:rPr>
+      </w:pPr>
+      <w:r>
+        <w:rPr>
+          <w:b/>
+          <w:bCs/>
+          <w:sz w:val="24"/>
+          <w:szCs w:val="24"/>
+          <w:u w:val="single"/>
+        </w:rPr>
+        <w:t>Дата:</w:t>
+      </w:r>
+      <w:r>
+        <w:rPr>
+          <w:sz w:val="24"/>
+          <w:szCs w:val="24"/>
+          <w:u w:val="single"/>
+        </w:rPr>
+        <w:t xml:space="preserve"> 19.09.2026</w:t>
+      </w:r>
+    </w:p>
+    <w:p>
+      <w:pPr>
+        <w:spacing w:after="120"/>
+        <w:jc w:val="both"/>
+        <w:rPr>
+          <w:rFonts w:ascii="Times New Roman" w:hAnsi="Times New Roman"/>
+          <w:sz w:val="32"/>
+          <w:szCs w:val="24"/>
+          <w:u w:val="single"/>
+        </w:rPr>
+      </w:pPr>
+      <w:r>
+        <w:rPr>
+          <w:b/>
+          <w:bCs/>
+          <w:sz w:val="24"/>
+          <w:szCs w:val="24"/>
+          <w:u w:val="single"/>
+        </w:rPr>
+        <w:t>Группа:</w:t>
+      </w:r>
+      <w:r>
+        <w:rPr>
+          <w:sz w:val="24"/>
+          <w:szCs w:val="24"/>
+          <w:u w:val="single"/>
+        </w:rPr>
+        <w:t xml:space="preserve"> ЭФБО-17-25</w:t>
+      </w:r>
+    </w:p>
+    <w:p>
+      <w:pPr>
+        <w:spacing w:after="120"/>
+        <w:jc w:val="both"/>
       </w:pPr>
       <w:r>
         <w:rPr>
           <w:rFonts w:ascii="Times New Roman" w:hAnsi="Times New Roman"/>
           <w:sz w:val="28"/>
-          <w:b w:val="1"/>
         </w:rPr>
-        <w:t vyd:_id="vyd:mu02b2hv87icyq">Бланк В. Сравнение вариантов темы проекта</w:t>
+        <w:t>Рассмотрите не менее трёх вариантов. Вариант, который вы отклоняете, тоже должен быть заполнен: обоснование отклонения входит в оценку.</w:t>
       </w:r>
     </w:p>
-    <w:p vyd:_id="vyd:mu02b2huyoj8d2">
-      <w:pPr>
-        <w:spacing w:after="120"/>
-        <w:ind w:firstLine="0"/>
-        <w:jc w:val="both"/>
-        <w:rPr>
-          <w:rFonts w:ascii="Times New Roman" w:hAnsi="Times New Roman"/>
-          <w:sz w:val="28"/>
-          <w:b w:val="0"/>
-        </w:rPr>
-      </w:pPr>
-      <w:r>
-        <w:t>Команда: RevGlamp (Белишко К.)    Дата: 09.10.2026</w:t>
-      </w:r>
-    </w:p>
-    <w:p vyd:_id="vyd:mu02b9r38btwcg">
-      <w:pPr>
-        <w:spacing w:after="120"/>
-        <w:ind w:firstLine="0"/>
-        <w:jc w:val="both"/>
-        <w:rPr>
-          <w:rFonts w:ascii="Times New Roman" w:hAnsi="Times New Roman"/>
-          <w:sz w:val="28"/>
-          <w:b w:val="0"/>
-        </w:rPr>
-      </w:pPr>
-      <w:r>
-        <w:t>Группа: ЭФБО-17-25</w:t>
-      </w:r>
-    </w:p>
-    <w:p vyd:_id="vyd:mu02b2hrrqu33a">
-      <w:pPr>
-        <w:spacing w:after="120"/>
-        <w:ind w:firstLine="0"/>
-        <w:jc w:val="both"/>
-        <w:rPr/>
-      </w:pPr>
-      <w:r>
-        <w:rPr>
-          <w:rFonts w:ascii="Times New Roman" w:hAnsi="Times New Roman"/>
-          <w:sz w:val="28"/>
-          <w:b w:val="0"/>
-        </w:rPr>
-        <w:t vyd:_id="vyd:mu02b2hqsg5gom">Рассмотрите не менее трёх вариантов. Вариант, который вы отклоняете, тоже должен быть заполнен: обоснование отклонения входит в оценку.</w:t>
-      </w:r>
-    </w:p>
-    <w:tbl vyd:_id="vyd:mu02b2fqncep43">
+    <w:tbl>
       <w:tblPr>
-        <w:tblStyle w:val="TableGrid"/>
+        <w:tblStyle w:val="a5"/>
         <w:tblW w:w="0" w:type="auto"/>
         <w:tblBorders>
-          <w:top w:val="single" w:color="000000" w:sz="8" w:space="0"/>
-          <w:left w:val="single" w:color="000000" w:sz="8" w:space="0"/>
-          <w:bottom w:val="single" w:color="000000" w:sz="8" w:space="0"/>
-          <w:right w:val="single" w:color="000000" w:sz="8" w:space="0"/>
-          <w:insideH w:val="single" w:color="000000" w:sz="8" w:space="0"/>
-          <w:insideV w:val="single" w:color="000000" w:sz="8" w:space="0"/>
+          <w:top w:val="single" w:sz="8" w:space="0" w:color="000000"/>
+          <w:left w:val="single" w:sz="8" w:space="0" w:color="000000"/>
+          <w:bottom w:val="single" w:sz="8" w:space="0" w:color="000000"/>
+          <w:right w:val="single" w:sz="8" w:space="0" w:color="000000"/>
+          <w:insideH w:val="single" w:sz="8" w:space="0" w:color="000000"/>
+          <w:insideV w:val="single" w:sz="8" w:space="0" w:color="000000"/>
         </w:tblBorders>
-        <w:tblLook w:firstRow="1" w:lastRow="0" w:firstColumn="1" w:lastColumn="0" w:noHBand="0" w:noVBand="1" w:val="07c5"/>
+        <w:tblLook w:val="04A0" w:firstRow="1" w:lastRow="0" w:firstColumn="1" w:lastColumn="0" w:noHBand="0" w:noVBand="1"/>
       </w:tblPr>
       <w:tblGrid>
-        <w:gridCol w:w="2257"/>
-        <w:gridCol w:w="2257"/>
-        <w:gridCol w:w="2257"/>
-        <w:gridCol w:w="2257"/>
+        <w:gridCol w:w="1883"/>
+        <w:gridCol w:w="2784"/>
+        <w:gridCol w:w="2544"/>
+        <w:gridCol w:w="2124"/>
       </w:tblGrid>
-      <w:tr vyd:_id="vyd:mu02b2gbp453qv">
+      <w:tr>
         <w:trPr>
-          <w:tblHeader w:val="1"/>
+          <w:tblHeader/>
         </w:trPr>
-        <w:tc vyd:_id="vyd:mu02b2geml18c7">
-          <w:tcPr/>
-          <w:p vyd:_id="vyd:mu02b2gfi044vs">
+        <w:tc>
+          <w:tcPr>
+            <w:tcW w:w="0" w:type="auto"/>
+          </w:tcPr>
+          <w:p>
             <w:pPr>
-              <w:spacing w:after="0"/>
-              <w:ind w:firstLine="0"/>
               <w:jc w:val="center"/>
-              <w:rPr/>
             </w:pPr>
             <w:r>
               <w:rPr>
                 <w:rFonts w:ascii="Times New Roman" w:hAnsi="Times New Roman"/>
+                <w:b/>
                 <w:sz w:val="24"/>
-                <w:b w:val="1"/>
               </w:rPr>
-              <w:t vyd:_id="vyd:mu02b2ggc3mrf5">Критерий</w:t>
-            </w:r>
-          </w:p>
-        </w:tc>
-        <w:tc vyd:_id="vyd:mu02b2gd9cl7zb">
-          <w:tcPr/>
-          <w:p vyd:_id="vyd:mu02b2gegcby5m">
+              <w:t>Критерий</w:t>
+            </w:r>
+          </w:p>
+        </w:tc>
+        <w:tc>
+          <w:tcPr>
+            <w:tcW w:w="0" w:type="auto"/>
+          </w:tcPr>
+          <w:p>
             <w:pPr>
-              <w:spacing w:after="0"/>
-              <w:ind w:firstLine="0"/>
               <w:jc w:val="center"/>
-              <w:rPr/>
             </w:pPr>
             <w:r>
               <w:rPr>
                 <w:rFonts w:ascii="Times New Roman" w:hAnsi="Times New Roman"/>
+                <w:b/>
                 <w:sz w:val="24"/>
-                <w:b w:val="1"/>
               </w:rPr>
-              <w:t vyd:_id="vyd:mu02b2geaeuh8n">Вариант 1</w:t>
-            </w:r>
-          </w:p>
-        </w:tc>
-        <w:tc vyd:_id="vyd:mu02b2gcvly3ps">
-          <w:tcPr/>
-          <w:p vyd:_id="vyd:mu02b2gd82vc2h">
+              <w:t>Вариант 1</w:t>
+            </w:r>
+          </w:p>
+        </w:tc>
+        <w:tc>
+          <w:tcPr>
+            <w:tcW w:w="0" w:type="auto"/>
+          </w:tcPr>
+          <w:p>
             <w:pPr>
-              <w:spacing w:after="0"/>
-              <w:ind w:firstLine="0"/>
               <w:jc w:val="center"/>
-              <w:rPr/>
             </w:pPr>
             <w:r>
               <w:rPr>
                 <w:rFonts w:ascii="Times New Roman" w:hAnsi="Times New Roman"/>
+                <w:b/>
                 <w:sz w:val="24"/>
-                <w:b w:val="1"/>
               </w:rPr>
-              <w:t vyd:_id="vyd:mu02b2gdd9stlo">Вариант 2</w:t>
-            </w:r>
-          </w:p>
-        </w:tc>
-        <w:tc vyd:_id="vyd:mu02b2gbx3qfms">
-          <w:tcPr/>
-          <w:p vyd:_id="vyd:mu02b2gcs9lzaf">
+              <w:t>Вариант 2</w:t>
+            </w:r>
+          </w:p>
+        </w:tc>
+        <w:tc>
+          <w:tcPr>
+            <w:tcW w:w="0" w:type="auto"/>
+          </w:tcPr>
+          <w:p>
             <w:pPr>
-              <w:spacing w:after="0"/>
-              <w:ind w:firstLine="0"/>
               <w:jc w:val="center"/>
-              <w:rPr/>
             </w:pPr>
             <w:r>
               <w:rPr>
                 <w:rFonts w:ascii="Times New Roman" w:hAnsi="Times New Roman"/>
+                <w:b/>
                 <w:sz w:val="24"/>
-                <w:b w:val="1"/>
               </w:rPr>
-              <w:t vyd:_id="vyd:mu02b2gc1jrkl4">Вариант 3</w:t>
+              <w:t>Вариант 3</w:t>
             </w:r>
           </w:p>
         </w:tc>
       </w:tr>
-      <w:tr vyd:_id="vyd:mu02b2g8aaybs1">
+      <w:tr>
         <w:trPr>
           <w:trHeight w:val="1134"/>
         </w:trPr>
-        <w:tc vyd:_id="vyd:mu02b2ga097vk9">
-          <w:tcPr/>
+        <w:tc>
+          <w:tcPr>
+            <w:tcW w:w="0" w:type="auto"/>
+          </w:tcPr>
           <w:p>
             <w:r>
               <w:t>Формулировка темы</w:t>
             </w:r>
           </w:p>
         </w:tc>
-        <w:tc vyd:_id="vyd:mu02b2gar0fb90">
-          <w:tcPr/>
+        <w:tc>
+          <w:tcPr>
+            <w:tcW w:w="0" w:type="auto"/>
+          </w:tcPr>
           <w:p>
             <w:r>
               <w:t>Сервис динамического ценообразования для малых средств размещения (RevGlamp)</w:t>
             </w:r>
           </w:p>
         </w:tc>
-        <w:tc vyd:_id="vyd:mu02b2g9a60en8">
-          <w:tcPr/>
+        <w:tc>
+          <w:tcPr>
+            <w:tcW w:w="0" w:type="auto"/>
+          </w:tcPr>
           <w:p>
             <w:r>
               <w:t>Сервис бронирования проектных пространств и коворкингов университета</w:t>
             </w:r>
           </w:p>
         </w:tc>
-        <w:tc vyd:_id="vyd:mu02b2g8evd3qy">
-          <w:tcPr/>
+        <w:tc>
+          <w:tcPr>
+            <w:tcW w:w="0" w:type="auto"/>
+          </w:tcPr>
           <w:p>
             <w:r>
               <w:t>Telegram-бот расписания занятий и уведомлений для учебной группы</w:t>
@@ -203,36 +258,44 @@
           </w:p>
         </w:tc>
       </w:tr>
-      <w:tr vyd:_id="vyd:mu02b2g4vr8ngc">
+      <w:tr>
         <w:trPr>
           <w:trHeight w:val="1134"/>
         </w:trPr>
-        <w:tc vyd:_id="vyd:mu02b2g751uaym">
-          <w:tcPr/>
+        <w:tc>
+          <w:tcPr>
+            <w:tcW w:w="0" w:type="auto"/>
+          </w:tcPr>
           <w:p>
             <w:r>
               <w:t>Кто конкретно столкнулся с этой задачей</w:t>
             </w:r>
           </w:p>
         </w:tc>
-        <w:tc vyd:_id="vyd:mu02b2g6i2e70n">
-          <w:tcPr/>
+        <w:tc>
+          <w:tcPr>
+            <w:tcW w:w="0" w:type="auto"/>
+          </w:tcPr>
           <w:p>
             <w:r>
               <w:t>Управляющие загородных глэмпингов и баз отдыха (10–30 номеров), теряющие выручку при плоских тарифах</w:t>
             </w:r>
           </w:p>
         </w:tc>
-        <w:tc vyd:_id="vyd:mu02b2g6v93vaf">
-          <w:tcPr/>
+        <w:tc>
+          <w:tcPr>
+            <w:tcW w:w="0" w:type="auto"/>
+          </w:tcPr>
           <w:p>
             <w:r>
               <w:t>Студенческие команды, ищущие свободную аудиторию перед дедлайнами</w:t>
             </w:r>
           </w:p>
         </w:tc>
-        <w:tc vyd:_id="vyd:mu02b2g56fqbnn">
-          <w:tcPr/>
+        <w:tc>
+          <w:tcPr>
+            <w:tcW w:w="0" w:type="auto"/>
+          </w:tcPr>
           <w:p>
             <w:r>
               <w:t>Студенты потока, проверяющие изменения расписания в дни сессии</w:t>
@@ -240,36 +303,44 @@
           </w:p>
         </w:tc>
       </w:tr>
-      <w:tr vyd:_id="vyd:mu02b2g1c1he9s">
+      <w:tr>
         <w:trPr>
           <w:trHeight w:val="1134"/>
         </w:trPr>
-        <w:tc vyd:_id="vyd:mu02b2g35ihlwe">
-          <w:tcPr/>
+        <w:tc>
+          <w:tcPr>
+            <w:tcW w:w="0" w:type="auto"/>
+          </w:tcPr>
           <w:p>
             <w:r>
               <w:t>Кто будет заказчиком результата</w:t>
             </w:r>
           </w:p>
         </w:tc>
-        <w:tc vyd:_id="vyd:mu02b2g3q0thvo">
-          <w:tcPr/>
+        <w:tc>
+          <w:tcPr>
+            <w:tcW w:w="0" w:type="auto"/>
+          </w:tcPr>
           <w:p>
             <w:r>
               <w:t>Собственник или управляющий малого средства размещения (целевой профиль на основе рынка)</w:t>
             </w:r>
           </w:p>
         </w:tc>
-        <w:tc vyd:_id="vyd:mu02b2g23bcebm">
-          <w:tcPr/>
+        <w:tc>
+          <w:tcPr>
+            <w:tcW w:w="0" w:type="auto"/>
+          </w:tcPr>
           <w:p>
             <w:r>
               <w:t>Руководитель студенческого коворкинга / администрация корпуса</w:t>
             </w:r>
           </w:p>
         </w:tc>
-        <w:tc vyd:_id="vyd:mu02b2g1609pat">
-          <w:tcPr/>
+        <w:tc>
+          <w:tcPr>
+            <w:tcW w:w="0" w:type="auto"/>
+          </w:tcPr>
           <w:p>
             <w:r>
               <w:t>Староста группы / студенческий совет</w:t>
@@ -277,36 +348,44 @@
           </w:p>
         </w:tc>
       </w:tr>
-      <w:tr vyd:_id="vyd:mu02b2fydcorq8">
+      <w:tr>
         <w:trPr>
           <w:trHeight w:val="1134"/>
         </w:trPr>
-        <w:tc vyd:_id="vyd:mu02b2g0pxuul7">
-          <w:tcPr/>
+        <w:tc>
+          <w:tcPr>
+            <w:tcW w:w="0" w:type="auto"/>
+          </w:tcPr>
           <w:p>
             <w:r>
               <w:t>Реально ли сделать за один семестр (да / нет, почему)</w:t>
             </w:r>
           </w:p>
         </w:tc>
-        <w:tc vyd:_id="vyd:mu02b2fzxch7qu">
-          <w:tcPr/>
+        <w:tc>
+          <w:tcPr>
+            <w:tcW w:w="0" w:type="auto"/>
+          </w:tcPr>
           <w:p>
             <w:r>
               <w:t>Да: базовый движок эластичности на правилах + погодный API + календарь реализуются в 1 семестре, а во 2 семестре масштабируются в ML и аналитику</w:t>
             </w:r>
           </w:p>
         </w:tc>
-        <w:tc vyd:_id="vyd:mu02b2fzkzgs4i">
-          <w:tcPr/>
+        <w:tc>
+          <w:tcPr>
+            <w:tcW w:w="0" w:type="auto"/>
+          </w:tcPr>
           <w:p>
             <w:r>
               <w:t>Нет: высокий риск упереться в бюрократическое согласование регламентов доступа и ключей от аудиторий с охраной</w:t>
             </w:r>
           </w:p>
         </w:tc>
-        <w:tc vyd:_id="vyd:mu02b2fyvz8ajp">
-          <w:tcPr/>
+        <w:tc>
+          <w:tcPr>
+            <w:tcW w:w="0" w:type="auto"/>
+          </w:tcPr>
           <w:p>
             <w:r>
               <w:t>Да: задача слишком простая, будет завершена за пару недель, объема не хватит на семестр</w:t>
@@ -314,36 +393,44 @@
           </w:p>
         </w:tc>
       </w:tr>
-      <w:tr vyd:_id="vyd:mu02b2fvptnjoh">
+      <w:tr>
         <w:trPr>
           <w:trHeight w:val="1134"/>
         </w:trPr>
-        <w:tc vyd:_id="vyd:mu02b2fxpb0psv">
-          <w:tcPr/>
+        <w:tc>
+          <w:tcPr>
+            <w:tcW w:w="0" w:type="auto"/>
+          </w:tcPr>
           <w:p>
             <w:r>
               <w:t>Чем будет измерен результат</w:t>
             </w:r>
           </w:p>
         </w:tc>
-        <w:tc vyd:_id="vyd:mu02b2fwtqo0tx">
-          <w:tcPr/>
+        <w:tc>
+          <w:tcPr>
+            <w:tcW w:w="0" w:type="auto"/>
+          </w:tcPr>
           <w:p>
             <w:r>
               <w:t>Рост расчетного RevPAR (&gt;= 12%), время расчета цен (p95 &lt;= 1.0 с), работающий веб-календарь с экспортом цен</w:t>
             </w:r>
           </w:p>
         </w:tc>
-        <w:tc vyd:_id="vyd:mu02b2fweh2xjg">
-          <w:tcPr/>
+        <w:tc>
+          <w:tcPr>
+            <w:tcW w:w="0" w:type="auto"/>
+          </w:tcPr>
           <w:p>
             <w:r>
               <w:t>Число бронирований слотов, отсутствие коллизий двойной брони</w:t>
             </w:r>
           </w:p>
         </w:tc>
-        <w:tc vyd:_id="vyd:mu02b2fvs11pos">
-          <w:tcPr/>
+        <w:tc>
+          <w:tcPr>
+            <w:tcW w:w="0" w:type="auto"/>
+          </w:tcPr>
           <w:p>
             <w:r>
               <w:t>Количество активных пользователей бота в день</w:t>
@@ -351,36 +438,44 @@
           </w:p>
         </w:tc>
       </w:tr>
-      <w:tr vyd:_id="vyd:mu02b2fql7eus1">
+      <w:tr>
         <w:trPr>
           <w:trHeight w:val="1134"/>
         </w:trPr>
-        <w:tc vyd:_id="vyd:mu02b2fta0255g">
-          <w:tcPr/>
+        <w:tc>
+          <w:tcPr>
+            <w:tcW w:w="0" w:type="auto"/>
+          </w:tcPr>
           <w:p>
             <w:r>
               <w:t>Что может помешать</w:t>
             </w:r>
           </w:p>
         </w:tc>
-        <w:tc vyd:_id="vyd:mu02b2fs3xkyf1">
-          <w:tcPr/>
+        <w:tc>
+          <w:tcPr>
+            <w:tcW w:w="0" w:type="auto"/>
+          </w:tcPr>
           <w:p>
             <w:r>
               <w:t>Сложность получения реальных закрытых данных отелей (полностью снимается синтетическим генератором и открытыми выборками)</w:t>
             </w:r>
           </w:p>
         </w:tc>
-        <w:tc vyd:_id="vyd:mu02b2frx9jzq2">
-          <w:tcPr/>
+        <w:tc>
+          <w:tcPr>
+            <w:tcW w:w="0" w:type="auto"/>
+          </w:tcPr>
           <w:p>
             <w:r>
               <w:t>Отказ комендантов пускать студентов по электронным броням без бумажных служебных записок</w:t>
             </w:r>
           </w:p>
         </w:tc>
-        <w:tc vyd:_id="vyd:mu02b2fqvgxg4c">
-          <w:tcPr/>
+        <w:tc>
+          <w:tcPr>
+            <w:tcW w:w="0" w:type="auto"/>
+          </w:tcPr>
           <w:p>
             <w:r>
               <w:t>Наличие уже работающих официальных ботов университета и API-ограничения</w:t>
@@ -389,69 +484,65 @@
         </w:tc>
       </w:tr>
     </w:tbl>
-    <w:p vyd:_id="vyd:mu02b2ghkbafg8">
-      <w:pPr>
-        <w:rPr/>
-      </w:pPr>
-    </w:p>
-    <w:p vyd:_id="vyd:mu02b2fo8txf9g">
+    <w:p/>
+    <w:p>
       <w:pPr>
         <w:spacing w:after="120"/>
-        <w:ind w:firstLine="0"/>
         <w:jc w:val="both"/>
-        <w:rPr/>
       </w:pPr>
       <w:r>
         <w:t>Выбранный вариант: № 1. Обоснование выбора: приведено в таблице ниже.</w:t>
       </w:r>
     </w:p>
-    <w:tbl vyd:_id="vyd:mu02b2fe23fjdz">
+    <w:tbl>
       <w:tblPr>
-        <w:tblStyle w:val="TableGrid"/>
+        <w:tblStyle w:val="a5"/>
         <w:tblW w:w="0" w:type="auto"/>
         <w:tblBorders>
-          <w:top w:val="single" w:color="000000" w:sz="8" w:space="0"/>
-          <w:left w:val="single" w:color="000000" w:sz="8" w:space="0"/>
-          <w:bottom w:val="single" w:color="000000" w:sz="8" w:space="0"/>
-          <w:right w:val="single" w:color="000000" w:sz="8" w:space="0"/>
-          <w:insideH w:val="single" w:color="000000" w:sz="8" w:space="0"/>
-          <w:insideV w:val="single" w:color="000000" w:sz="8" w:space="0"/>
+          <w:top w:val="single" w:sz="8" w:space="0" w:color="000000"/>
+          <w:left w:val="single" w:sz="8" w:space="0" w:color="000000"/>
+          <w:bottom w:val="single" w:sz="8" w:space="0" w:color="000000"/>
+          <w:right w:val="single" w:sz="8" w:space="0" w:color="000000"/>
+          <w:insideH w:val="single" w:sz="8" w:space="0" w:color="000000"/>
+          <w:insideV w:val="single" w:sz="8" w:space="0" w:color="000000"/>
         </w:tblBorders>
-        <w:tblLook w:firstRow="1" w:lastRow="0" w:firstColumn="1" w:lastColumn="0" w:noHBand="0" w:noVBand="1" w:val="07c5"/>
+        <w:tblLook w:val="04A0" w:firstRow="1" w:lastRow="0" w:firstColumn="1" w:lastColumn="0" w:noHBand="0" w:noVBand="1"/>
       </w:tblPr>
       <w:tblGrid>
-        <w:gridCol w:w="9029"/>
+        <w:gridCol w:w="9335"/>
       </w:tblGrid>
-      <w:tr vyd:_id="vyd:mu02b2fgiv9592">
+      <w:tr>
         <w:trPr>
-          <w:tblHeader w:val="1"/>
+          <w:tblHeader/>
         </w:trPr>
-        <w:tc vyd:_id="vyd:mu02b2fgekt4r9">
-          <w:tcPr/>
-          <w:p vyd:_id="vyd:mu02b2fglbj6qv">
+        <w:tc>
+          <w:tcPr>
+            <w:tcW w:w="0" w:type="auto"/>
+          </w:tcPr>
+          <w:p>
             <w:pPr>
-              <w:spacing w:after="0"/>
-              <w:ind w:firstLine="0"/>
               <w:jc w:val="center"/>
-              <w:rPr/>
             </w:pPr>
             <w:r>
               <w:rPr>
                 <w:rFonts w:ascii="Times New Roman" w:hAnsi="Times New Roman"/>
+                <w:b/>
                 <w:sz w:val="24"/>
-                <w:b w:val="1"/>
               </w:rPr>
-              <w:t vyd:_id="vyd:mu02b2fhv6idvj">Обоснование</w:t>
+              <w:lastRenderedPageBreak/>
+              <w:t>Обоснование</w:t>
             </w:r>
           </w:p>
         </w:tc>
       </w:tr>
-      <w:tr vyd:_id="vyd:mu02b2ffrkfjy2">
+      <w:tr>
         <w:trPr>
           <w:trHeight w:val="1417"/>
         </w:trPr>
-        <w:tc vyd:_id="vyd:mu02b2ff3m6q2l">
-          <w:tcPr/>
+        <w:tc>
+          <w:tcPr>
+            <w:tcW w:w="0" w:type="auto"/>
+          </w:tcPr>
           <w:p>
             <w:r>
               <w:t>Выбран Вариант №1, так как он имеет прямую экономическую ценность для реального сектора бизнеса, не имеет организационных барьеров доступа к закрытой инфраструктуре, позволяет задействовать сильные стороны всех 5 участников (управление проектом, бизнес-анализ, веб-разработка, анализ данных) и органично разделяется на рабочий MVP в 1-м семестре и масштабный аналитический продукт во 2-м семестре.</w:t>
@@ -460,19 +551,12 @@
         </w:tc>
       </w:tr>
     </w:tbl>
-    <w:p vyd:_id="vyd:mu02b2fit6zh14">
-      <w:pPr>
-        <w:rPr/>
-      </w:pPr>
-    </w:p>
-    <w:p vyd:_id="vyd:mu02b2fd605gdo"/>
-    <w:sectPr vyd:_id="vyd:00000000000002">
-      <w:type w:val="nextPage"/>
-      <w:pgSz w:w="11907" w:h="16840" w:orient="portrait"/>
+    <w:p/>
+    <w:p/>
+    <w:sectPr>
+      <w:pgSz w:w="11907" w:h="16840"/>
       <w:pgMar w:top="1134" w:right="851" w:bottom="1134" w:left="1701" w:header="709" w:footer="709" w:gutter="0"/>
-      <w:cols w:equalWidth="1" w:space="708" w:sep="0"/>
-      <w:vAlign w:val="top"/>
-      <w:titlePg w:val="0"/>
+      <w:cols w:space="708"/>
       <w:docGrid w:linePitch="360"/>
     </w:sectPr>
   </w:body>
@@ -480,156 +564,34 @@
 </file>
 
 <file path=word/styles.xml><?xml version="1.0" encoding="utf-8"?>
-<w:styles xmlns:w14="http://schemas.microsoft.com/office/word/2010/wordml" xmlns:w="http://schemas.openxmlformats.org/wordprocessingml/2006/main">
+<w:styles xmlns:mc="http://schemas.openxmlformats.org/markup-compatibility/2006" xmlns:r="http://schemas.openxmlformats.org/officeDocument/2006/relationships" xmlns:w="http://schemas.openxmlformats.org/wordprocessingml/2006/main" xmlns:w14="http://schemas.microsoft.com/office/word/2010/wordml" xmlns:w15="http://schemas.microsoft.com/office/word/2012/wordml" xmlns:w16cex="http://schemas.microsoft.com/office/word/2018/wordml/cex" xmlns:w16cid="http://schemas.microsoft.com/office/word/2016/wordml/cid" xmlns:w16="http://schemas.microsoft.com/office/word/2018/wordml" xmlns:w16sdtdh="http://schemas.microsoft.com/office/word/2020/wordml/sdtdatahash" xmlns:w16se="http://schemas.microsoft.com/office/word/2015/wordml/symex" mc:Ignorable="w14 w15 w16se w16cid w16 w16cex w16sdtdh">
   <w:docDefaults>
     <w:rPrDefault>
       <w:rPr>
-        <w:rFonts w:ascii="Arimo" w:hAnsi="Arimo" w:cs="Arimo"/>
+        <w:rFonts w:ascii="Arimo" w:eastAsia="Times New Roman" w:hAnsi="Arimo" w:cs="Arimo"/>
         <w:sz w:val="22"/>
-        <w:lang w:val="ru-RU"/>
         <w:szCs w:val="22"/>
+        <w:lang w:val="ru-RU" w:eastAsia="ru-RU" w:bidi="ar-SA"/>
         <w14:ligatures w14:val="standardContextual"/>
       </w:rPr>
     </w:rPrDefault>
     <w:pPrDefault>
       <w:pPr>
-        <w:spacing w:line="276" w:before="0" w:after="0" w:lineRule="auto"/>
+        <w:spacing w:line="276" w:lineRule="auto"/>
       </w:pPr>
     </w:pPrDefault>
   </w:docDefaults>
-  <w:latentStyles w:count="376">
-    <w:lsdException w:name="annotation reference" w:semiHidden="1" w:unhideWhenUsed="1"/>
-    <w:lsdException w:name="annotation subject" w:semiHidden="1" w:unhideWhenUsed="1"/>
-    <w:lsdException w:name="annotation text" w:semiHidden="1" w:unhideWhenUsed="1"/>
-    <w:lsdException w:name="Balloon Text" w:semiHidden="1" w:unhideWhenUsed="1"/>
-    <w:lsdException w:name="Bibliography" w:uiPriority="37" w:semiHidden="1" w:unhideWhenUsed="1"/>
-    <w:lsdException w:name="Block Text" w:semiHidden="1" w:unhideWhenUsed="1"/>
-    <w:lsdException w:name="Body Text" w:semiHidden="1" w:unhideWhenUsed="1"/>
-    <w:lsdException w:name="Body Text 2" w:semiHidden="1" w:unhideWhenUsed="1"/>
-    <w:lsdException w:name="Body Text 3" w:semiHidden="1" w:unhideWhenUsed="1"/>
-    <w:lsdException w:name="Body Text First Indent" w:semiHidden="1" w:unhideWhenUsed="1"/>
-    <w:lsdException w:name="Body Text First Indent 2" w:semiHidden="1" w:unhideWhenUsed="1"/>
-    <w:lsdException w:name="Body Text Indent" w:semiHidden="1" w:unhideWhenUsed="1"/>
-    <w:lsdException w:name="Body Text Indent 2" w:semiHidden="1" w:unhideWhenUsed="1"/>
-    <w:lsdException w:name="Body Text Indent 3" w:semiHidden="1" w:unhideWhenUsed="1"/>
-    <w:lsdException w:name="Book Title" w:uiPriority="33" w:qFormat="1"/>
-    <w:lsdException w:name="caption" w:uiPriority="35" w:semiHidden="1" w:unhideWhenUsed="1" w:qFormat="1"/>
-    <w:lsdException w:name="Closing" w:semiHidden="1" w:unhideWhenUsed="1"/>
-    <w:lsdException w:name="Colorful Grid" w:uiPriority="73"/>
-    <w:lsdException w:name="Colorful Grid Accent 1" w:uiPriority="73"/>
-    <w:lsdException w:name="Colorful Grid Accent 2" w:uiPriority="73"/>
-    <w:lsdException w:name="Colorful Grid Accent 3" w:uiPriority="73"/>
-    <w:lsdException w:name="Colorful Grid Accent 4" w:uiPriority="73"/>
-    <w:lsdException w:name="Colorful Grid Accent 5" w:uiPriority="73"/>
-    <w:lsdException w:name="Colorful Grid Accent 6" w:uiPriority="73"/>
-    <w:lsdException w:name="Colorful List" w:uiPriority="72"/>
-    <w:lsdException w:name="Colorful List Accent 1" w:uiPriority="72"/>
-    <w:lsdException w:name="Colorful List Accent 2" w:uiPriority="72"/>
-    <w:lsdException w:name="Colorful List Accent 3" w:uiPriority="72"/>
-    <w:lsdException w:name="Colorful List Accent 4" w:uiPriority="72"/>
-    <w:lsdException w:name="Colorful List Accent 5" w:uiPriority="72"/>
-    <w:lsdException w:name="Colorful List Accent 6" w:uiPriority="72"/>
-    <w:lsdException w:name="Colorful Shading" w:uiPriority="71"/>
-    <w:lsdException w:name="Colorful Shading Accent 1" w:uiPriority="71"/>
-    <w:lsdException w:name="Colorful Shading Accent 2" w:uiPriority="71"/>
-    <w:lsdException w:name="Colorful Shading Accent 3" w:uiPriority="71"/>
-    <w:lsdException w:name="Colorful Shading Accent 4" w:uiPriority="71"/>
-    <w:lsdException w:name="Colorful Shading Accent 5" w:uiPriority="71"/>
-    <w:lsdException w:name="Colorful Shading Accent 6" w:uiPriority="71"/>
-    <w:lsdException w:name="Dark List" w:uiPriority="70"/>
-    <w:lsdException w:name="Dark List Accent 1" w:uiPriority="70"/>
-    <w:lsdException w:name="Dark List Accent 2" w:uiPriority="70"/>
-    <w:lsdException w:name="Dark List Accent 3" w:uiPriority="70"/>
-    <w:lsdException w:name="Dark List Accent 4" w:uiPriority="70"/>
-    <w:lsdException w:name="Dark List Accent 5" w:uiPriority="70"/>
-    <w:lsdException w:name="Dark List Accent 6" w:uiPriority="70"/>
-    <w:lsdException w:name="Date" w:semiHidden="1" w:unhideWhenUsed="1"/>
-    <w:lsdException w:name="Default Paragraph Font" w:uiPriority="1" w:semiHidden="1" w:unhideWhenUsed="1"/>
-    <w:lsdException w:name="Document Map" w:semiHidden="1" w:unhideWhenUsed="1"/>
-    <w:lsdException w:name="E-mail Signature" w:semiHidden="1" w:unhideWhenUsed="1"/>
-    <w:lsdException w:name="Emphasis" w:uiPriority="20" w:qFormat="1"/>
-    <w:lsdException w:name="endnote reference" w:semiHidden="1" w:unhideWhenUsed="1"/>
-    <w:lsdException w:name="endnote text" w:semiHidden="1" w:unhideWhenUsed="1"/>
-    <w:lsdException w:name="envelope address" w:semiHidden="1" w:unhideWhenUsed="1"/>
-    <w:lsdException w:name="envelope return" w:semiHidden="1" w:unhideWhenUsed="1"/>
-    <w:lsdException w:name="FollowedHyperlink" w:semiHidden="1" w:unhideWhenUsed="1"/>
-    <w:lsdException w:name="footer" w:semiHidden="1" w:unhideWhenUsed="1"/>
-    <w:lsdException w:name="footnote reference" w:semiHidden="1" w:unhideWhenUsed="1"/>
-    <w:lsdException w:name="footnote text" w:semiHidden="1" w:unhideWhenUsed="1"/>
-    <w:lsdException w:name="Grid Table 1 Light" w:uiPriority="46"/>
-    <w:lsdException w:name="Grid Table 1 Light Accent 1" w:uiPriority="46"/>
-    <w:lsdException w:name="Grid Table 1 Light Accent 2" w:uiPriority="46"/>
-    <w:lsdException w:name="Grid Table 1 Light Accent 3" w:uiPriority="46"/>
-    <w:lsdException w:name="Grid Table 1 Light Accent 4" w:uiPriority="46"/>
-    <w:lsdException w:name="Grid Table 1 Light Accent 5" w:uiPriority="46"/>
-    <w:lsdException w:name="Grid Table 1 Light Accent 6" w:uiPriority="46"/>
-    <w:lsdException w:name="Grid Table 2" w:uiPriority="47"/>
-    <w:lsdException w:name="Grid Table 2 Accent 1" w:uiPriority="47"/>
-    <w:lsdException w:name="Grid Table 2 Accent 2" w:uiPriority="47"/>
-    <w:lsdException w:name="Grid Table 2 Accent 3" w:uiPriority="47"/>
-    <w:lsdException w:name="Grid Table 2 Accent 4" w:uiPriority="47"/>
-    <w:lsdException w:name="Grid Table 2 Accent 5" w:uiPriority="47"/>
-    <w:lsdException w:name="Grid Table 2 Accent 6" w:uiPriority="47"/>
-    <w:lsdException w:name="Grid Table 3" w:uiPriority="48"/>
-    <w:lsdException w:name="Grid Table 3 Accent 1" w:uiPriority="48"/>
-    <w:lsdException w:name="Grid Table 3 Accent 2" w:uiPriority="48"/>
-    <w:lsdException w:name="Grid Table 3 Accent 3" w:uiPriority="48"/>
-    <w:lsdException w:name="Grid Table 3 Accent 4" w:uiPriority="48"/>
-    <w:lsdException w:name="Grid Table 3 Accent 5" w:uiPriority="48"/>
-    <w:lsdException w:name="Grid Table 3 Accent 6" w:uiPriority="48"/>
-    <w:lsdException w:name="Grid Table 4" w:uiPriority="49"/>
-    <w:lsdException w:name="Grid Table 4 Accent 1" w:uiPriority="49"/>
-    <w:lsdException w:name="Grid Table 4 Accent 2" w:uiPriority="49"/>
-    <w:lsdException w:name="Grid Table 4 Accent 3" w:uiPriority="49"/>
-    <w:lsdException w:name="Grid Table 4 Accent 4" w:uiPriority="49"/>
-    <w:lsdException w:name="Grid Table 4 Accent 5" w:uiPriority="49"/>
-    <w:lsdException w:name="Grid Table 4 Accent 6" w:uiPriority="49"/>
-    <w:lsdException w:name="Grid Table 5 Dark" w:uiPriority="50"/>
-    <w:lsdException w:name="Grid Table 5 Dark Accent 1" w:uiPriority="50"/>
-    <w:lsdException w:name="Grid Table 5 Dark Accent 2" w:uiPriority="50"/>
-    <w:lsdException w:name="Grid Table 5 Dark Accent 3" w:uiPriority="50"/>
-    <w:lsdException w:name="Grid Table 5 Dark Accent 4" w:uiPriority="50"/>
-    <w:lsdException w:name="Grid Table 5 Dark Accent 5" w:uiPriority="50"/>
-    <w:lsdException w:name="Grid Table 5 Dark Accent 6" w:uiPriority="50"/>
-    <w:lsdException w:name="Grid Table 6 Colorful" w:uiPriority="51"/>
-    <w:lsdException w:name="Grid Table 6 Colorful Accent 1" w:uiPriority="51"/>
-    <w:lsdException w:name="Grid Table 6 Colorful Accent 2" w:uiPriority="51"/>
-    <w:lsdException w:name="Grid Table 6 Colorful Accent 3" w:uiPriority="51"/>
-    <w:lsdException w:name="Grid Table 6 Colorful Accent 4" w:uiPriority="51"/>
-    <w:lsdException w:name="Grid Table 6 Colorful Accent 5" w:uiPriority="51"/>
-    <w:lsdException w:name="Grid Table 6 Colorful Accent 6" w:uiPriority="51"/>
-    <w:lsdException w:name="Grid Table 7 Colorful" w:uiPriority="52"/>
-    <w:lsdException w:name="Grid Table 7 Colorful Accent 1" w:uiPriority="52"/>
-    <w:lsdException w:name="Grid Table 7 Colorful Accent 2" w:uiPriority="52"/>
-    <w:lsdException w:name="Grid Table 7 Colorful Accent 3" w:uiPriority="52"/>
-    <w:lsdException w:name="Grid Table 7 Colorful Accent 4" w:uiPriority="52"/>
-    <w:lsdException w:name="Grid Table 7 Colorful Accent 5" w:uiPriority="52"/>
-    <w:lsdException w:name="Grid Table 7 Colorful Accent 6" w:uiPriority="52"/>
-    <w:lsdException w:name="Grid Table Light" w:uiPriority="40"/>
-    <w:lsdException w:name="Hashtag" w:semiHidden="1" w:unhideWhenUsed="1"/>
-    <w:lsdException w:name="header" w:semiHidden="1" w:unhideWhenUsed="1"/>
+  <w:latentStyles w:defLockedState="0" w:defUIPriority="0" w:defSemiHidden="0" w:defUnhideWhenUsed="0" w:defQFormat="0" w:count="376">
+    <w:lsdException w:name="Normal" w:qFormat="1"/>
     <w:lsdException w:name="heading 1" w:uiPriority="9" w:qFormat="1"/>
-    <w:lsdException w:name="heading 2" w:uiPriority="9" w:semiHidden="1" w:unhideWhenUsed="1" w:qFormat="1"/>
-    <w:lsdException w:name="heading 3" w:uiPriority="9" w:semiHidden="1" w:unhideWhenUsed="1" w:qFormat="1"/>
-    <w:lsdException w:name="heading 4" w:uiPriority="9" w:semiHidden="1" w:unhideWhenUsed="1" w:qFormat="1"/>
-    <w:lsdException w:name="heading 5" w:uiPriority="9" w:semiHidden="1" w:unhideWhenUsed="1" w:qFormat="1"/>
-    <w:lsdException w:name="heading 6" w:uiPriority="9" w:semiHidden="1" w:unhideWhenUsed="1" w:qFormat="1"/>
-    <w:lsdException w:name="heading 7" w:uiPriority="9" w:semiHidden="1" w:unhideWhenUsed="1" w:qFormat="1"/>
-    <w:lsdException w:name="heading 8" w:uiPriority="9" w:semiHidden="1" w:unhideWhenUsed="1" w:qFormat="1"/>
-    <w:lsdException w:name="heading 9" w:uiPriority="9" w:semiHidden="1" w:unhideWhenUsed="1" w:qFormat="1"/>
-    <w:lsdException w:name="HTML Acronym" w:semiHidden="1" w:unhideWhenUsed="1"/>
-    <w:lsdException w:name="HTML Address" w:semiHidden="1" w:unhideWhenUsed="1"/>
-    <w:lsdException w:name="HTML Bottom of Form" w:semiHidden="1" w:unhideWhenUsed="1"/>
-    <w:lsdException w:name="HTML Cite" w:semiHidden="1" w:unhideWhenUsed="1"/>
-    <w:lsdException w:name="HTML Code" w:semiHidden="1" w:unhideWhenUsed="1"/>
-    <w:lsdException w:name="HTML Definition" w:semiHidden="1" w:unhideWhenUsed="1"/>
-    <w:lsdException w:name="HTML Keyboard" w:semiHidden="1" w:unhideWhenUsed="1"/>
-    <w:lsdException w:name="HTML Preformatted" w:semiHidden="1" w:unhideWhenUsed="1"/>
-    <w:lsdException w:name="HTML Sample" w:semiHidden="1" w:unhideWhenUsed="1"/>
-    <w:lsdException w:name="HTML Top of Form" w:semiHidden="1" w:unhideWhenUsed="1"/>
-    <w:lsdException w:name="HTML Typewriter" w:semiHidden="1" w:unhideWhenUsed="1"/>
-    <w:lsdException w:name="HTML Variable" w:semiHidden="1" w:unhideWhenUsed="1"/>
-    <w:lsdException w:name="Hyperlink" w:semiHidden="1" w:unhideWhenUsed="1"/>
+    <w:lsdException w:name="heading 2" w:semiHidden="1" w:uiPriority="9" w:unhideWhenUsed="1" w:qFormat="1"/>
+    <w:lsdException w:name="heading 3" w:semiHidden="1" w:uiPriority="9" w:unhideWhenUsed="1" w:qFormat="1"/>
+    <w:lsdException w:name="heading 4" w:semiHidden="1" w:uiPriority="9" w:unhideWhenUsed="1" w:qFormat="1"/>
+    <w:lsdException w:name="heading 5" w:semiHidden="1" w:uiPriority="9" w:unhideWhenUsed="1" w:qFormat="1"/>
+    <w:lsdException w:name="heading 6" w:semiHidden="1" w:uiPriority="9" w:unhideWhenUsed="1" w:qFormat="1"/>
+    <w:lsdException w:name="heading 7" w:semiHidden="1" w:uiPriority="9" w:unhideWhenUsed="1" w:qFormat="1"/>
+    <w:lsdException w:name="heading 8" w:semiHidden="1" w:uiPriority="9" w:unhideWhenUsed="1" w:qFormat="1"/>
+    <w:lsdException w:name="heading 9" w:semiHidden="1" w:uiPriority="9" w:unhideWhenUsed="1" w:qFormat="1"/>
     <w:lsdException w:name="index 1" w:semiHidden="1" w:unhideWhenUsed="1"/>
     <w:lsdException w:name="index 2" w:semiHidden="1" w:unhideWhenUsed="1"/>
     <w:lsdException w:name="index 3" w:semiHidden="1" w:unhideWhenUsed="1"/>
@@ -639,185 +601,101 @@
     <w:lsdException w:name="index 7" w:semiHidden="1" w:unhideWhenUsed="1"/>
     <w:lsdException w:name="index 8" w:semiHidden="1" w:unhideWhenUsed="1"/>
     <w:lsdException w:name="index 9" w:semiHidden="1" w:unhideWhenUsed="1"/>
+    <w:lsdException w:name="toc 1" w:semiHidden="1" w:uiPriority="39" w:unhideWhenUsed="1"/>
+    <w:lsdException w:name="toc 2" w:semiHidden="1" w:uiPriority="39" w:unhideWhenUsed="1"/>
+    <w:lsdException w:name="toc 3" w:semiHidden="1" w:uiPriority="39" w:unhideWhenUsed="1"/>
+    <w:lsdException w:name="toc 4" w:semiHidden="1" w:uiPriority="39" w:unhideWhenUsed="1"/>
+    <w:lsdException w:name="toc 5" w:semiHidden="1" w:uiPriority="39" w:unhideWhenUsed="1"/>
+    <w:lsdException w:name="toc 6" w:semiHidden="1" w:uiPriority="39" w:unhideWhenUsed="1"/>
+    <w:lsdException w:name="toc 7" w:semiHidden="1" w:uiPriority="39" w:unhideWhenUsed="1"/>
+    <w:lsdException w:name="toc 8" w:semiHidden="1" w:uiPriority="39" w:unhideWhenUsed="1"/>
+    <w:lsdException w:name="toc 9" w:semiHidden="1" w:uiPriority="39" w:unhideWhenUsed="1"/>
+    <w:lsdException w:name="Normal Indent" w:semiHidden="1" w:unhideWhenUsed="1"/>
+    <w:lsdException w:name="footnote text" w:semiHidden="1" w:unhideWhenUsed="1"/>
+    <w:lsdException w:name="annotation text" w:semiHidden="1" w:unhideWhenUsed="1"/>
+    <w:lsdException w:name="header" w:semiHidden="1" w:unhideWhenUsed="1"/>
+    <w:lsdException w:name="footer" w:semiHidden="1" w:unhideWhenUsed="1"/>
     <w:lsdException w:name="index heading" w:semiHidden="1" w:unhideWhenUsed="1"/>
-    <w:lsdException w:name="Intense Emphasis" w:uiPriority="21" w:qFormat="1"/>
-    <w:lsdException w:name="Intense Quote" w:uiPriority="30" w:qFormat="1"/>
-    <w:lsdException w:name="Intense Reference" w:uiPriority="32" w:qFormat="1"/>
-    <w:lsdException w:name="Light Grid" w:uiPriority="62"/>
-    <w:lsdException w:name="Light Grid Accent 1" w:uiPriority="62"/>
-    <w:lsdException w:name="Light Grid Accent 2" w:uiPriority="62"/>
-    <w:lsdException w:name="Light Grid Accent 3" w:uiPriority="62"/>
-    <w:lsdException w:name="Light Grid Accent 4" w:uiPriority="62"/>
-    <w:lsdException w:name="Light Grid Accent 5" w:uiPriority="62"/>
-    <w:lsdException w:name="Light Grid Accent 6" w:uiPriority="62"/>
-    <w:lsdException w:name="Light List" w:uiPriority="61"/>
-    <w:lsdException w:name="Light List Accent 1" w:uiPriority="61"/>
-    <w:lsdException w:name="Light List Accent 2" w:uiPriority="61"/>
-    <w:lsdException w:name="Light List Accent 3" w:uiPriority="61"/>
-    <w:lsdException w:name="Light List Accent 4" w:uiPriority="61"/>
-    <w:lsdException w:name="Light List Accent 5" w:uiPriority="61"/>
-    <w:lsdException w:name="Light List Accent 6" w:uiPriority="61"/>
-    <w:lsdException w:name="Light Shading" w:uiPriority="60"/>
-    <w:lsdException w:name="Light Shading Accent 1" w:uiPriority="60"/>
-    <w:lsdException w:name="Light Shading Accent 2" w:uiPriority="60"/>
-    <w:lsdException w:name="Light Shading Accent 3" w:uiPriority="60"/>
-    <w:lsdException w:name="Light Shading Accent 4" w:uiPriority="60"/>
-    <w:lsdException w:name="Light Shading Accent 5" w:uiPriority="60"/>
-    <w:lsdException w:name="Light Shading Accent 6" w:uiPriority="60"/>
+    <w:lsdException w:name="caption" w:semiHidden="1" w:uiPriority="35" w:unhideWhenUsed="1" w:qFormat="1"/>
+    <w:lsdException w:name="table of figures" w:semiHidden="1" w:unhideWhenUsed="1"/>
+    <w:lsdException w:name="envelope address" w:semiHidden="1" w:unhideWhenUsed="1"/>
+    <w:lsdException w:name="envelope return" w:semiHidden="1" w:unhideWhenUsed="1"/>
+    <w:lsdException w:name="footnote reference" w:semiHidden="1" w:unhideWhenUsed="1"/>
+    <w:lsdException w:name="annotation reference" w:semiHidden="1" w:unhideWhenUsed="1"/>
     <w:lsdException w:name="line number" w:semiHidden="1" w:unhideWhenUsed="1"/>
+    <w:lsdException w:name="page number" w:semiHidden="1" w:unhideWhenUsed="1"/>
+    <w:lsdException w:name="endnote reference" w:semiHidden="1" w:unhideWhenUsed="1"/>
+    <w:lsdException w:name="endnote text" w:semiHidden="1" w:unhideWhenUsed="1"/>
+    <w:lsdException w:name="table of authorities" w:semiHidden="1" w:unhideWhenUsed="1"/>
+    <w:lsdException w:name="macro" w:semiHidden="1" w:unhideWhenUsed="1"/>
+    <w:lsdException w:name="toa heading" w:semiHidden="1" w:unhideWhenUsed="1"/>
     <w:lsdException w:name="List" w:semiHidden="1" w:unhideWhenUsed="1"/>
+    <w:lsdException w:name="List Bullet" w:semiHidden="1" w:unhideWhenUsed="1"/>
+    <w:lsdException w:name="List Number" w:semiHidden="1" w:unhideWhenUsed="1"/>
     <w:lsdException w:name="List 2" w:semiHidden="1" w:unhideWhenUsed="1"/>
     <w:lsdException w:name="List 3" w:semiHidden="1" w:unhideWhenUsed="1"/>
     <w:lsdException w:name="List 4" w:semiHidden="1" w:unhideWhenUsed="1"/>
     <w:lsdException w:name="List 5" w:semiHidden="1" w:unhideWhenUsed="1"/>
-    <w:lsdException w:name="List Bullet" w:semiHidden="1" w:unhideWhenUsed="1"/>
     <w:lsdException w:name="List Bullet 2" w:semiHidden="1" w:unhideWhenUsed="1"/>
     <w:lsdException w:name="List Bullet 3" w:semiHidden="1" w:unhideWhenUsed="1"/>
     <w:lsdException w:name="List Bullet 4" w:semiHidden="1" w:unhideWhenUsed="1"/>
     <w:lsdException w:name="List Bullet 5" w:semiHidden="1" w:unhideWhenUsed="1"/>
+    <w:lsdException w:name="List Number 2" w:semiHidden="1" w:unhideWhenUsed="1"/>
+    <w:lsdException w:name="List Number 3" w:semiHidden="1" w:unhideWhenUsed="1"/>
+    <w:lsdException w:name="List Number 4" w:semiHidden="1" w:unhideWhenUsed="1"/>
+    <w:lsdException w:name="List Number 5" w:semiHidden="1" w:unhideWhenUsed="1"/>
+    <w:lsdException w:name="Title" w:uiPriority="7" w:qFormat="1"/>
+    <w:lsdException w:name="Closing" w:semiHidden="1" w:unhideWhenUsed="1"/>
+    <w:lsdException w:name="Signature" w:semiHidden="1" w:unhideWhenUsed="1"/>
+    <w:lsdException w:name="Default Paragraph Font" w:semiHidden="1" w:uiPriority="1" w:unhideWhenUsed="1"/>
+    <w:lsdException w:name="Body Text" w:semiHidden="1" w:unhideWhenUsed="1"/>
+    <w:lsdException w:name="Body Text Indent" w:semiHidden="1" w:unhideWhenUsed="1"/>
     <w:lsdException w:name="List Continue" w:semiHidden="1" w:unhideWhenUsed="1"/>
     <w:lsdException w:name="List Continue 2" w:semiHidden="1" w:unhideWhenUsed="1"/>
     <w:lsdException w:name="List Continue 3" w:semiHidden="1" w:unhideWhenUsed="1"/>
     <w:lsdException w:name="List Continue 4" w:semiHidden="1" w:unhideWhenUsed="1"/>
     <w:lsdException w:name="List Continue 5" w:semiHidden="1" w:unhideWhenUsed="1"/>
-    <w:lsdException w:name="List Number" w:semiHidden="1" w:unhideWhenUsed="1"/>
-    <w:lsdException w:name="List Number 2" w:semiHidden="1" w:unhideWhenUsed="1"/>
-    <w:lsdException w:name="List Number 3" w:semiHidden="1" w:unhideWhenUsed="1"/>
-    <w:lsdException w:name="List Number 4" w:semiHidden="1" w:unhideWhenUsed="1"/>
-    <w:lsdException w:name="List Number 5" w:semiHidden="1" w:unhideWhenUsed="1"/>
-    <w:lsdException w:name="List Paragraph" w:uiPriority="34" w:qFormat="1"/>
-    <w:lsdException w:name="List Table 1 Light" w:uiPriority="46"/>
-    <w:lsdException w:name="List Table 1 Light Accent 1" w:uiPriority="46"/>
-    <w:lsdException w:name="List Table 1 Light Accent 2" w:uiPriority="46"/>
-    <w:lsdException w:name="List Table 1 Light Accent 3" w:uiPriority="46"/>
-    <w:lsdException w:name="List Table 1 Light Accent 4" w:uiPriority="46"/>
-    <w:lsdException w:name="List Table 1 Light Accent 5" w:uiPriority="46"/>
-    <w:lsdException w:name="List Table 1 Light Accent 6" w:uiPriority="46"/>
-    <w:lsdException w:name="List Table 2" w:uiPriority="47"/>
-    <w:lsdException w:name="List Table 2 Accent 1" w:uiPriority="47"/>
-    <w:lsdException w:name="List Table 2 Accent 2" w:uiPriority="47"/>
-    <w:lsdException w:name="List Table 2 Accent 3" w:uiPriority="47"/>
-    <w:lsdException w:name="List Table 2 Accent 4" w:uiPriority="47"/>
-    <w:lsdException w:name="List Table 2 Accent 5" w:uiPriority="47"/>
-    <w:lsdException w:name="List Table 2 Accent 6" w:uiPriority="47"/>
-    <w:lsdException w:name="List Table 3" w:uiPriority="48"/>
-    <w:lsdException w:name="List Table 3 Accent 1" w:uiPriority="48"/>
-    <w:lsdException w:name="List Table 3 Accent 2" w:uiPriority="48"/>
-    <w:lsdException w:name="List Table 3 Accent 3" w:uiPriority="48"/>
-    <w:lsdException w:name="List Table 3 Accent 4" w:uiPriority="48"/>
-    <w:lsdException w:name="List Table 3 Accent 5" w:uiPriority="48"/>
-    <w:lsdException w:name="List Table 3 Accent 6" w:uiPriority="48"/>
-    <w:lsdException w:name="List Table 4" w:uiPriority="49"/>
-    <w:lsdException w:name="List Table 4 Accent 1" w:uiPriority="49"/>
-    <w:lsdException w:name="List Table 4 Accent 2" w:uiPriority="49"/>
-    <w:lsdException w:name="List Table 4 Accent 3" w:uiPriority="49"/>
-    <w:lsdException w:name="List Table 4 Accent 4" w:uiPriority="49"/>
-    <w:lsdException w:name="List Table 4 Accent 5" w:uiPriority="49"/>
-    <w:lsdException w:name="List Table 4 Accent 6" w:uiPriority="49"/>
-    <w:lsdException w:name="List Table 5 Dark" w:uiPriority="50"/>
-    <w:lsdException w:name="List Table 5 Dark Accent 1" w:uiPriority="50"/>
-    <w:lsdException w:name="List Table 5 Dark Accent 2" w:uiPriority="50"/>
-    <w:lsdException w:name="List Table 5 Dark Accent 3" w:uiPriority="50"/>
-    <w:lsdException w:name="List Table 5 Dark Accent 4" w:uiPriority="50"/>
-    <w:lsdException w:name="List Table 5 Dark Accent 5" w:uiPriority="50"/>
-    <w:lsdException w:name="List Table 5 Dark Accent 6" w:uiPriority="50"/>
-    <w:lsdException w:name="List Table 6 Colorful" w:uiPriority="51"/>
-    <w:lsdException w:name="List Table 6 Colorful Accent 1" w:uiPriority="51"/>
-    <w:lsdException w:name="List Table 6 Colorful Accent 2" w:uiPriority="51"/>
-    <w:lsdException w:name="List Table 6 Colorful Accent 3" w:uiPriority="51"/>
-    <w:lsdException w:name="List Table 6 Colorful Accent 4" w:uiPriority="51"/>
-    <w:lsdException w:name="List Table 6 Colorful Accent 5" w:uiPriority="51"/>
-    <w:lsdException w:name="List Table 6 Colorful Accent 6" w:uiPriority="51"/>
-    <w:lsdException w:name="List Table 7 Colorful" w:uiPriority="52"/>
-    <w:lsdException w:name="List Table 7 Colorful Accent 1" w:uiPriority="52"/>
-    <w:lsdException w:name="List Table 7 Colorful Accent 2" w:uiPriority="52"/>
-    <w:lsdException w:name="List Table 7 Colorful Accent 3" w:uiPriority="52"/>
-    <w:lsdException w:name="List Table 7 Colorful Accent 4" w:uiPriority="52"/>
-    <w:lsdException w:name="List Table 7 Colorful Accent 5" w:uiPriority="52"/>
-    <w:lsdException w:name="List Table 7 Colorful Accent 6" w:uiPriority="52"/>
-    <w:lsdException w:name="macro" w:semiHidden="1" w:unhideWhenUsed="1"/>
-    <w:lsdException w:name="Medium Grid 1" w:uiPriority="67"/>
-    <w:lsdException w:name="Medium Grid 1 Accent 1" w:uiPriority="67"/>
-    <w:lsdException w:name="Medium Grid 1 Accent 2" w:uiPriority="67"/>
-    <w:lsdException w:name="Medium Grid 1 Accent 3" w:uiPriority="67"/>
-    <w:lsdException w:name="Medium Grid 1 Accent 4" w:uiPriority="67"/>
-    <w:lsdException w:name="Medium Grid 1 Accent 5" w:uiPriority="67"/>
-    <w:lsdException w:name="Medium Grid 1 Accent 6" w:uiPriority="67"/>
-    <w:lsdException w:name="Medium Grid 2" w:uiPriority="68"/>
-    <w:lsdException w:name="Medium Grid 2 Accent 1" w:uiPriority="68"/>
-    <w:lsdException w:name="Medium Grid 2 Accent 2" w:uiPriority="68"/>
-    <w:lsdException w:name="Medium Grid 2 Accent 3" w:uiPriority="68"/>
-    <w:lsdException w:name="Medium Grid 2 Accent 4" w:uiPriority="68"/>
-    <w:lsdException w:name="Medium Grid 2 Accent 5" w:uiPriority="68"/>
-    <w:lsdException w:name="Medium Grid 2 Accent 6" w:uiPriority="68"/>
-    <w:lsdException w:name="Medium Grid 3" w:uiPriority="69"/>
-    <w:lsdException w:name="Medium Grid 3 Accent 1" w:uiPriority="69"/>
-    <w:lsdException w:name="Medium Grid 3 Accent 2" w:uiPriority="69"/>
-    <w:lsdException w:name="Medium Grid 3 Accent 3" w:uiPriority="69"/>
-    <w:lsdException w:name="Medium Grid 3 Accent 4" w:uiPriority="69"/>
-    <w:lsdException w:name="Medium Grid 3 Accent 5" w:uiPriority="69"/>
-    <w:lsdException w:name="Medium Grid 3 Accent 6" w:uiPriority="69"/>
-    <w:lsdException w:name="Medium List 1" w:uiPriority="65"/>
-    <w:lsdException w:name="Medium List 1 Accent 1" w:uiPriority="65"/>
-    <w:lsdException w:name="Medium List 1 Accent 2" w:uiPriority="65"/>
-    <w:lsdException w:name="Medium List 1 Accent 3" w:uiPriority="65"/>
-    <w:lsdException w:name="Medium List 1 Accent 4" w:uiPriority="65"/>
-    <w:lsdException w:name="Medium List 1 Accent 5" w:uiPriority="65"/>
-    <w:lsdException w:name="Medium List 1 Accent 6" w:uiPriority="65"/>
-    <w:lsdException w:name="Medium List 2" w:uiPriority="66"/>
-    <w:lsdException w:name="Medium List 2 Accent 1" w:uiPriority="66"/>
-    <w:lsdException w:name="Medium List 2 Accent 2" w:uiPriority="66"/>
-    <w:lsdException w:name="Medium List 2 Accent 3" w:uiPriority="66"/>
-    <w:lsdException w:name="Medium List 2 Accent 4" w:uiPriority="66"/>
-    <w:lsdException w:name="Medium List 2 Accent 5" w:uiPriority="66"/>
-    <w:lsdException w:name="Medium List 2 Accent 6" w:uiPriority="66"/>
-    <w:lsdException w:name="Medium Shading 1" w:uiPriority="63"/>
-    <w:lsdException w:name="Medium Shading 1 Accent 1" w:uiPriority="63"/>
-    <w:lsdException w:name="Medium Shading 1 Accent 2" w:uiPriority="63"/>
-    <w:lsdException w:name="Medium Shading 1 Accent 3" w:uiPriority="63"/>
-    <w:lsdException w:name="Medium Shading 1 Accent 4" w:uiPriority="63"/>
-    <w:lsdException w:name="Medium Shading 1 Accent 5" w:uiPriority="63"/>
-    <w:lsdException w:name="Medium Shading 1 Accent 6" w:uiPriority="63"/>
-    <w:lsdException w:name="Medium Shading 2" w:uiPriority="64"/>
-    <w:lsdException w:name="Medium Shading 2 Accent 1" w:uiPriority="64"/>
-    <w:lsdException w:name="Medium Shading 2 Accent 2" w:uiPriority="64"/>
-    <w:lsdException w:name="Medium Shading 2 Accent 3" w:uiPriority="64"/>
-    <w:lsdException w:name="Medium Shading 2 Accent 4" w:uiPriority="64"/>
-    <w:lsdException w:name="Medium Shading 2 Accent 5" w:uiPriority="64"/>
-    <w:lsdException w:name="Medium Shading 2 Accent 6" w:uiPriority="64"/>
-    <w:lsdException w:name="Mention" w:semiHidden="1" w:unhideWhenUsed="1"/>
     <w:lsdException w:name="Message Header" w:semiHidden="1" w:unhideWhenUsed="1"/>
+    <w:lsdException w:name="Subtitle" w:uiPriority="8" w:qFormat="1"/>
+    <w:lsdException w:name="Salutation" w:semiHidden="1" w:unhideWhenUsed="1"/>
+    <w:lsdException w:name="Date" w:semiHidden="1" w:unhideWhenUsed="1"/>
+    <w:lsdException w:name="Body Text First Indent" w:semiHidden="1" w:unhideWhenUsed="1"/>
+    <w:lsdException w:name="Body Text First Indent 2" w:semiHidden="1" w:unhideWhenUsed="1"/>
+    <w:lsdException w:name="Note Heading" w:semiHidden="1" w:unhideWhenUsed="1"/>
+    <w:lsdException w:name="Body Text 2" w:semiHidden="1" w:unhideWhenUsed="1"/>
+    <w:lsdException w:name="Body Text 3" w:semiHidden="1" w:unhideWhenUsed="1"/>
+    <w:lsdException w:name="Body Text Indent 2" w:semiHidden="1" w:unhideWhenUsed="1"/>
+    <w:lsdException w:name="Body Text Indent 3" w:semiHidden="1" w:unhideWhenUsed="1"/>
+    <w:lsdException w:name="Block Text" w:semiHidden="1" w:unhideWhenUsed="1"/>
+    <w:lsdException w:name="Hyperlink" w:semiHidden="1" w:unhideWhenUsed="1"/>
+    <w:lsdException w:name="FollowedHyperlink" w:semiHidden="1" w:unhideWhenUsed="1"/>
+    <w:lsdException w:name="Strong" w:uiPriority="22" w:qFormat="1"/>
+    <w:lsdException w:name="Emphasis" w:uiPriority="20" w:qFormat="1"/>
+    <w:lsdException w:name="Document Map" w:semiHidden="1" w:unhideWhenUsed="1"/>
+    <w:lsdException w:name="Plain Text" w:semiHidden="1" w:unhideWhenUsed="1"/>
+    <w:lsdException w:name="E-mail Signature" w:semiHidden="1" w:unhideWhenUsed="1"/>
+    <w:lsdException w:name="HTML Top of Form" w:semiHidden="1" w:unhideWhenUsed="1"/>
+    <w:lsdException w:name="HTML Bottom of Form" w:semiHidden="1" w:unhideWhenUsed="1"/>
+    <w:lsdException w:name="Normal (Web)" w:semiHidden="1" w:unhideWhenUsed="1"/>
+    <w:lsdException w:name="HTML Acronym" w:semiHidden="1" w:unhideWhenUsed="1"/>
+    <w:lsdException w:name="HTML Address" w:semiHidden="1" w:unhideWhenUsed="1"/>
+    <w:lsdException w:name="HTML Cite" w:semiHidden="1" w:unhideWhenUsed="1"/>
+    <w:lsdException w:name="HTML Code" w:semiHidden="1" w:unhideWhenUsed="1"/>
+    <w:lsdException w:name="HTML Definition" w:semiHidden="1" w:unhideWhenUsed="1"/>
+    <w:lsdException w:name="HTML Keyboard" w:semiHidden="1" w:unhideWhenUsed="1"/>
+    <w:lsdException w:name="HTML Preformatted" w:semiHidden="1" w:unhideWhenUsed="1"/>
+    <w:lsdException w:name="HTML Sample" w:semiHidden="1" w:unhideWhenUsed="1"/>
+    <w:lsdException w:name="HTML Typewriter" w:semiHidden="1" w:unhideWhenUsed="1"/>
+    <w:lsdException w:name="HTML Variable" w:semiHidden="1" w:unhideWhenUsed="1"/>
+    <w:lsdException w:name="Normal Table" w:semiHidden="1" w:unhideWhenUsed="1"/>
+    <w:lsdException w:name="annotation subject" w:semiHidden="1" w:unhideWhenUsed="1"/>
     <w:lsdException w:name="No List" w:semiHidden="1" w:unhideWhenUsed="1"/>
-    <w:lsdException w:name="No Spacing" w:uiPriority="1" w:qFormat="1"/>
-    <w:lsdException w:name="Normal" w:uiPriority="0" w:qFormat="1"/>
-    <w:lsdException w:name="Normal (Web)" w:semiHidden="1" w:unhideWhenUsed="1"/>
-    <w:lsdException w:name="Normal Indent" w:semiHidden="1" w:unhideWhenUsed="1"/>
-    <w:lsdException w:name="Normal Table" w:semiHidden="1" w:unhideWhenUsed="1"/>
-    <w:lsdException w:name="Note Heading" w:semiHidden="1" w:unhideWhenUsed="1"/>
     <w:lsdException w:name="Outline List 1" w:semiHidden="1" w:unhideWhenUsed="1"/>
     <w:lsdException w:name="Outline List 2" w:semiHidden="1" w:unhideWhenUsed="1"/>
     <w:lsdException w:name="Outline List 3" w:semiHidden="1" w:unhideWhenUsed="1"/>
-    <w:lsdException w:name="page number" w:semiHidden="1" w:unhideWhenUsed="1"/>
-    <w:lsdException w:name="Placeholder Text" w:semiHidden="1"/>
-    <w:lsdException w:name="Plain Table 1" w:uiPriority="41"/>
-    <w:lsdException w:name="Plain Table 2" w:uiPriority="42"/>
-    <w:lsdException w:name="Plain Table 3" w:uiPriority="43"/>
-    <w:lsdException w:name="Plain Table 4" w:uiPriority="44"/>
-    <w:lsdException w:name="Plain Table 5" w:uiPriority="45"/>
-    <w:lsdException w:name="Plain Text" w:semiHidden="1" w:unhideWhenUsed="1"/>
-    <w:lsdException w:name="Quote" w:uiPriority="29" w:qFormat="1"/>
-    <w:lsdException w:name="Revision" w:semiHidden="1"/>
-    <w:lsdException w:name="Salutation" w:semiHidden="1" w:unhideWhenUsed="1"/>
-    <w:lsdException w:name="Signature" w:semiHidden="1" w:unhideWhenUsed="1"/>
-    <w:lsdException w:name="Smart Hyperlink" w:semiHidden="1" w:unhideWhenUsed="1"/>
-    <w:lsdException w:name="Smart Link" w:semiHidden="1" w:unhideWhenUsed="1"/>
-    <w:lsdException w:name="Strong" w:uiPriority="22" w:qFormat="1"/>
-    <w:lsdException w:name="Subtitle" w:uiPriority="8" w:qFormat="1"/>
-    <w:lsdException w:name="Subtle Emphasis" w:uiPriority="19" w:qFormat="1"/>
-    <w:lsdException w:name="Subtle Reference" w:uiPriority="31" w:qFormat="1"/>
-    <w:lsdException w:name="Table 3D effects 1" w:semiHidden="1" w:unhideWhenUsed="1"/>
-    <w:lsdException w:name="Table 3D effects 2" w:semiHidden="1" w:unhideWhenUsed="1"/>
-    <w:lsdException w:name="Table 3D effects 3" w:semiHidden="1" w:unhideWhenUsed="1"/>
+    <w:lsdException w:name="Table Simple 1" w:semiHidden="1" w:unhideWhenUsed="1"/>
+    <w:lsdException w:name="Table Simple 2" w:semiHidden="1" w:unhideWhenUsed="1"/>
+    <w:lsdException w:name="Table Simple 3" w:semiHidden="1" w:unhideWhenUsed="1"/>
     <w:lsdException w:name="Table Classic 1" w:semiHidden="1" w:unhideWhenUsed="1"/>
     <w:lsdException w:name="Table Classic 2" w:semiHidden="1" w:unhideWhenUsed="1"/>
     <w:lsdException w:name="Table Classic 3" w:semiHidden="1" w:unhideWhenUsed="1"/>
@@ -830,9 +708,6 @@
     <w:lsdException w:name="Table Columns 3" w:semiHidden="1" w:unhideWhenUsed="1"/>
     <w:lsdException w:name="Table Columns 4" w:semiHidden="1" w:unhideWhenUsed="1"/>
     <w:lsdException w:name="Table Columns 5" w:semiHidden="1" w:unhideWhenUsed="1"/>
-    <w:lsdException w:name="Table Contemporary" w:semiHidden="1" w:unhideWhenUsed="1"/>
-    <w:lsdException w:name="Table Elegant" w:semiHidden="1" w:unhideWhenUsed="1"/>
-    <w:lsdException w:name="Table Grid" w:uiPriority="39"/>
     <w:lsdException w:name="Table Grid 1" w:semiHidden="1" w:unhideWhenUsed="1"/>
     <w:lsdException w:name="Table Grid 2" w:semiHidden="1" w:unhideWhenUsed="1"/>
     <w:lsdException w:name="Table Grid 3" w:semiHidden="1" w:unhideWhenUsed="1"/>
@@ -849,38 +724,250 @@
     <w:lsdException w:name="Table List 6" w:semiHidden="1" w:unhideWhenUsed="1"/>
     <w:lsdException w:name="Table List 7" w:semiHidden="1" w:unhideWhenUsed="1"/>
     <w:lsdException w:name="Table List 8" w:semiHidden="1" w:unhideWhenUsed="1"/>
-    <w:lsdException w:name="table of authorities" w:semiHidden="1" w:unhideWhenUsed="1"/>
-    <w:lsdException w:name="table of figures" w:semiHidden="1" w:unhideWhenUsed="1"/>
+    <w:lsdException w:name="Table 3D effects 1" w:semiHidden="1" w:unhideWhenUsed="1"/>
+    <w:lsdException w:name="Table 3D effects 2" w:semiHidden="1" w:unhideWhenUsed="1"/>
+    <w:lsdException w:name="Table 3D effects 3" w:semiHidden="1" w:unhideWhenUsed="1"/>
+    <w:lsdException w:name="Table Contemporary" w:semiHidden="1" w:unhideWhenUsed="1"/>
+    <w:lsdException w:name="Table Elegant" w:semiHidden="1" w:unhideWhenUsed="1"/>
     <w:lsdException w:name="Table Professional" w:semiHidden="1" w:unhideWhenUsed="1"/>
-    <w:lsdException w:name="Table Simple 1" w:semiHidden="1" w:unhideWhenUsed="1"/>
-    <w:lsdException w:name="Table Simple 2" w:semiHidden="1" w:unhideWhenUsed="1"/>
-    <w:lsdException w:name="Table Simple 3" w:semiHidden="1" w:unhideWhenUsed="1"/>
     <w:lsdException w:name="Table Subtle 1" w:semiHidden="1" w:unhideWhenUsed="1"/>
     <w:lsdException w:name="Table Subtle 2" w:semiHidden="1" w:unhideWhenUsed="1"/>
-    <w:lsdException w:name="Table Theme" w:semiHidden="1" w:unhideWhenUsed="1"/>
     <w:lsdException w:name="Table Web 1" w:semiHidden="1" w:unhideWhenUsed="1"/>
     <w:lsdException w:name="Table Web 2" w:semiHidden="1" w:unhideWhenUsed="1"/>
     <w:lsdException w:name="Table Web 3" w:semiHidden="1" w:unhideWhenUsed="1"/>
-    <w:lsdException w:name="Title" w:uiPriority="7" w:qFormat="1"/>
-    <w:lsdException w:name="toa heading" w:semiHidden="1" w:unhideWhenUsed="1"/>
-    <w:lsdException w:name="toc 1" w:uiPriority="39" w:semiHidden="1" w:unhideWhenUsed="1"/>
-    <w:lsdException w:name="toc 2" w:uiPriority="39" w:semiHidden="1" w:unhideWhenUsed="1"/>
-    <w:lsdException w:name="toc 3" w:uiPriority="39" w:semiHidden="1" w:unhideWhenUsed="1"/>
-    <w:lsdException w:name="toc 4" w:uiPriority="39" w:semiHidden="1" w:unhideWhenUsed="1"/>
-    <w:lsdException w:name="toc 5" w:uiPriority="39" w:semiHidden="1" w:unhideWhenUsed="1"/>
-    <w:lsdException w:name="toc 6" w:uiPriority="39" w:semiHidden="1" w:unhideWhenUsed="1"/>
-    <w:lsdException w:name="toc 7" w:uiPriority="39" w:semiHidden="1" w:unhideWhenUsed="1"/>
-    <w:lsdException w:name="toc 8" w:uiPriority="39" w:semiHidden="1" w:unhideWhenUsed="1"/>
-    <w:lsdException w:name="toc 9" w:uiPriority="39" w:semiHidden="1" w:unhideWhenUsed="1"/>
-    <w:lsdException w:name="TOC Heading" w:uiPriority="39" w:semiHidden="1" w:unhideWhenUsed="1" w:qFormat="1"/>
+    <w:lsdException w:name="Balloon Text" w:semiHidden="1" w:unhideWhenUsed="1"/>
+    <w:lsdException w:name="Table Grid" w:uiPriority="39"/>
+    <w:lsdException w:name="Table Theme" w:semiHidden="1" w:unhideWhenUsed="1"/>
+    <w:lsdException w:name="Placeholder Text" w:semiHidden="1"/>
+    <w:lsdException w:name="No Spacing" w:uiPriority="1" w:qFormat="1"/>
+    <w:lsdException w:name="Light Shading" w:uiPriority="60"/>
+    <w:lsdException w:name="Light List" w:uiPriority="61"/>
+    <w:lsdException w:name="Light Grid" w:uiPriority="62"/>
+    <w:lsdException w:name="Medium Shading 1" w:uiPriority="63"/>
+    <w:lsdException w:name="Medium Shading 2" w:uiPriority="64"/>
+    <w:lsdException w:name="Medium List 1" w:uiPriority="65"/>
+    <w:lsdException w:name="Medium List 2" w:uiPriority="66"/>
+    <w:lsdException w:name="Medium Grid 1" w:uiPriority="67"/>
+    <w:lsdException w:name="Medium Grid 2" w:uiPriority="68"/>
+    <w:lsdException w:name="Medium Grid 3" w:uiPriority="69"/>
+    <w:lsdException w:name="Dark List" w:uiPriority="70"/>
+    <w:lsdException w:name="Colorful Shading" w:uiPriority="71"/>
+    <w:lsdException w:name="Colorful List" w:uiPriority="72"/>
+    <w:lsdException w:name="Colorful Grid" w:uiPriority="73"/>
+    <w:lsdException w:name="Light Shading Accent 1" w:uiPriority="60"/>
+    <w:lsdException w:name="Light List Accent 1" w:uiPriority="61"/>
+    <w:lsdException w:name="Light Grid Accent 1" w:uiPriority="62"/>
+    <w:lsdException w:name="Medium Shading 1 Accent 1" w:uiPriority="63"/>
+    <w:lsdException w:name="Medium Shading 2 Accent 1" w:uiPriority="64"/>
+    <w:lsdException w:name="Medium List 1 Accent 1" w:uiPriority="65"/>
+    <w:lsdException w:name="Revision" w:semiHidden="1"/>
+    <w:lsdException w:name="List Paragraph" w:uiPriority="34" w:qFormat="1"/>
+    <w:lsdException w:name="Quote" w:uiPriority="29" w:qFormat="1"/>
+    <w:lsdException w:name="Intense Quote" w:uiPriority="30" w:qFormat="1"/>
+    <w:lsdException w:name="Medium List 2 Accent 1" w:uiPriority="66"/>
+    <w:lsdException w:name="Medium Grid 1 Accent 1" w:uiPriority="67"/>
+    <w:lsdException w:name="Medium Grid 2 Accent 1" w:uiPriority="68"/>
+    <w:lsdException w:name="Medium Grid 3 Accent 1" w:uiPriority="69"/>
+    <w:lsdException w:name="Dark List Accent 1" w:uiPriority="70"/>
+    <w:lsdException w:name="Colorful Shading Accent 1" w:uiPriority="71"/>
+    <w:lsdException w:name="Colorful List Accent 1" w:uiPriority="72"/>
+    <w:lsdException w:name="Colorful Grid Accent 1" w:uiPriority="73"/>
+    <w:lsdException w:name="Light Shading Accent 2" w:uiPriority="60"/>
+    <w:lsdException w:name="Light List Accent 2" w:uiPriority="61"/>
+    <w:lsdException w:name="Light Grid Accent 2" w:uiPriority="62"/>
+    <w:lsdException w:name="Medium Shading 1 Accent 2" w:uiPriority="63"/>
+    <w:lsdException w:name="Medium Shading 2 Accent 2" w:uiPriority="64"/>
+    <w:lsdException w:name="Medium List 1 Accent 2" w:uiPriority="65"/>
+    <w:lsdException w:name="Medium List 2 Accent 2" w:uiPriority="66"/>
+    <w:lsdException w:name="Medium Grid 1 Accent 2" w:uiPriority="67"/>
+    <w:lsdException w:name="Medium Grid 2 Accent 2" w:uiPriority="68"/>
+    <w:lsdException w:name="Medium Grid 3 Accent 2" w:uiPriority="69"/>
+    <w:lsdException w:name="Dark List Accent 2" w:uiPriority="70"/>
+    <w:lsdException w:name="Colorful Shading Accent 2" w:uiPriority="71"/>
+    <w:lsdException w:name="Colorful List Accent 2" w:uiPriority="72"/>
+    <w:lsdException w:name="Colorful Grid Accent 2" w:uiPriority="73"/>
+    <w:lsdException w:name="Light Shading Accent 3" w:uiPriority="60"/>
+    <w:lsdException w:name="Light List Accent 3" w:uiPriority="61"/>
+    <w:lsdException w:name="Light Grid Accent 3" w:uiPriority="62"/>
+    <w:lsdException w:name="Medium Shading 1 Accent 3" w:uiPriority="63"/>
+    <w:lsdException w:name="Medium Shading 2 Accent 3" w:uiPriority="64"/>
+    <w:lsdException w:name="Medium List 1 Accent 3" w:uiPriority="65"/>
+    <w:lsdException w:name="Medium List 2 Accent 3" w:uiPriority="66"/>
+    <w:lsdException w:name="Medium Grid 1 Accent 3" w:uiPriority="67"/>
+    <w:lsdException w:name="Medium Grid 2 Accent 3" w:uiPriority="68"/>
+    <w:lsdException w:name="Medium Grid 3 Accent 3" w:uiPriority="69"/>
+    <w:lsdException w:name="Dark List Accent 3" w:uiPriority="70"/>
+    <w:lsdException w:name="Colorful Shading Accent 3" w:uiPriority="71"/>
+    <w:lsdException w:name="Colorful List Accent 3" w:uiPriority="72"/>
+    <w:lsdException w:name="Colorful Grid Accent 3" w:uiPriority="73"/>
+    <w:lsdException w:name="Light Shading Accent 4" w:uiPriority="60"/>
+    <w:lsdException w:name="Light List Accent 4" w:uiPriority="61"/>
+    <w:lsdException w:name="Light Grid Accent 4" w:uiPriority="62"/>
+    <w:lsdException w:name="Medium Shading 1 Accent 4" w:uiPriority="63"/>
+    <w:lsdException w:name="Medium Shading 2 Accent 4" w:uiPriority="64"/>
+    <w:lsdException w:name="Medium List 1 Accent 4" w:uiPriority="65"/>
+    <w:lsdException w:name="Medium List 2 Accent 4" w:uiPriority="66"/>
+    <w:lsdException w:name="Medium Grid 1 Accent 4" w:uiPriority="67"/>
+    <w:lsdException w:name="Medium Grid 2 Accent 4" w:uiPriority="68"/>
+    <w:lsdException w:name="Medium Grid 3 Accent 4" w:uiPriority="69"/>
+    <w:lsdException w:name="Dark List Accent 4" w:uiPriority="70"/>
+    <w:lsdException w:name="Colorful Shading Accent 4" w:uiPriority="71"/>
+    <w:lsdException w:name="Colorful List Accent 4" w:uiPriority="72"/>
+    <w:lsdException w:name="Colorful Grid Accent 4" w:uiPriority="73"/>
+    <w:lsdException w:name="Light Shading Accent 5" w:uiPriority="60"/>
+    <w:lsdException w:name="Light List Accent 5" w:uiPriority="61"/>
+    <w:lsdException w:name="Light Grid Accent 5" w:uiPriority="62"/>
+    <w:lsdException w:name="Medium Shading 1 Accent 5" w:uiPriority="63"/>
+    <w:lsdException w:name="Medium Shading 2 Accent 5" w:uiPriority="64"/>
+    <w:lsdException w:name="Medium List 1 Accent 5" w:uiPriority="65"/>
+    <w:lsdException w:name="Medium List 2 Accent 5" w:uiPriority="66"/>
+    <w:lsdException w:name="Medium Grid 1 Accent 5" w:uiPriority="67"/>
+    <w:lsdException w:name="Medium Grid 2 Accent 5" w:uiPriority="68"/>
+    <w:lsdException w:name="Medium Grid 3 Accent 5" w:uiPriority="69"/>
+    <w:lsdException w:name="Dark List Accent 5" w:uiPriority="70"/>
+    <w:lsdException w:name="Colorful Shading Accent 5" w:uiPriority="71"/>
+    <w:lsdException w:name="Colorful List Accent 5" w:uiPriority="72"/>
+    <w:lsdException w:name="Colorful Grid Accent 5" w:uiPriority="73"/>
+    <w:lsdException w:name="Light Shading Accent 6" w:uiPriority="60"/>
+    <w:lsdException w:name="Light List Accent 6" w:uiPriority="61"/>
+    <w:lsdException w:name="Light Grid Accent 6" w:uiPriority="62"/>
+    <w:lsdException w:name="Medium Shading 1 Accent 6" w:uiPriority="63"/>
+    <w:lsdException w:name="Medium Shading 2 Accent 6" w:uiPriority="64"/>
+    <w:lsdException w:name="Medium List 1 Accent 6" w:uiPriority="65"/>
+    <w:lsdException w:name="Medium List 2 Accent 6" w:uiPriority="66"/>
+    <w:lsdException w:name="Medium Grid 1 Accent 6" w:uiPriority="67"/>
+    <w:lsdException w:name="Medium Grid 2 Accent 6" w:uiPriority="68"/>
+    <w:lsdException w:name="Medium Grid 3 Accent 6" w:uiPriority="69"/>
+    <w:lsdException w:name="Dark List Accent 6" w:uiPriority="70"/>
+    <w:lsdException w:name="Colorful Shading Accent 6" w:uiPriority="71"/>
+    <w:lsdException w:name="Colorful List Accent 6" w:uiPriority="72"/>
+    <w:lsdException w:name="Colorful Grid Accent 6" w:uiPriority="73"/>
+    <w:lsdException w:name="Subtle Emphasis" w:uiPriority="19" w:qFormat="1"/>
+    <w:lsdException w:name="Intense Emphasis" w:uiPriority="21" w:qFormat="1"/>
+    <w:lsdException w:name="Subtle Reference" w:uiPriority="31" w:qFormat="1"/>
+    <w:lsdException w:name="Intense Reference" w:uiPriority="32" w:qFormat="1"/>
+    <w:lsdException w:name="Book Title" w:uiPriority="33" w:qFormat="1"/>
+    <w:lsdException w:name="Bibliography" w:semiHidden="1" w:uiPriority="37" w:unhideWhenUsed="1"/>
+    <w:lsdException w:name="TOC Heading" w:semiHidden="1" w:uiPriority="39" w:unhideWhenUsed="1" w:qFormat="1"/>
+    <w:lsdException w:name="Plain Table 1" w:uiPriority="41"/>
+    <w:lsdException w:name="Plain Table 2" w:uiPriority="42"/>
+    <w:lsdException w:name="Plain Table 3" w:uiPriority="43"/>
+    <w:lsdException w:name="Plain Table 4" w:uiPriority="44"/>
+    <w:lsdException w:name="Plain Table 5" w:uiPriority="45"/>
+    <w:lsdException w:name="Grid Table Light" w:uiPriority="40"/>
+    <w:lsdException w:name="Grid Table 1 Light" w:uiPriority="46"/>
+    <w:lsdException w:name="Grid Table 2" w:uiPriority="47"/>
+    <w:lsdException w:name="Grid Table 3" w:uiPriority="48"/>
+    <w:lsdException w:name="Grid Table 4" w:uiPriority="49"/>
+    <w:lsdException w:name="Grid Table 5 Dark" w:uiPriority="50"/>
+    <w:lsdException w:name="Grid Table 6 Colorful" w:uiPriority="51"/>
+    <w:lsdException w:name="Grid Table 7 Colorful" w:uiPriority="52"/>
+    <w:lsdException w:name="Grid Table 1 Light Accent 1" w:uiPriority="46"/>
+    <w:lsdException w:name="Grid Table 2 Accent 1" w:uiPriority="47"/>
+    <w:lsdException w:name="Grid Table 3 Accent 1" w:uiPriority="48"/>
+    <w:lsdException w:name="Grid Table 4 Accent 1" w:uiPriority="49"/>
+    <w:lsdException w:name="Grid Table 5 Dark Accent 1" w:uiPriority="50"/>
+    <w:lsdException w:name="Grid Table 6 Colorful Accent 1" w:uiPriority="51"/>
+    <w:lsdException w:name="Grid Table 7 Colorful Accent 1" w:uiPriority="52"/>
+    <w:lsdException w:name="Grid Table 1 Light Accent 2" w:uiPriority="46"/>
+    <w:lsdException w:name="Grid Table 2 Accent 2" w:uiPriority="47"/>
+    <w:lsdException w:name="Grid Table 3 Accent 2" w:uiPriority="48"/>
+    <w:lsdException w:name="Grid Table 4 Accent 2" w:uiPriority="49"/>
+    <w:lsdException w:name="Grid Table 5 Dark Accent 2" w:uiPriority="50"/>
+    <w:lsdException w:name="Grid Table 6 Colorful Accent 2" w:uiPriority="51"/>
+    <w:lsdException w:name="Grid Table 7 Colorful Accent 2" w:uiPriority="52"/>
+    <w:lsdException w:name="Grid Table 1 Light Accent 3" w:uiPriority="46"/>
+    <w:lsdException w:name="Grid Table 2 Accent 3" w:uiPriority="47"/>
+    <w:lsdException w:name="Grid Table 3 Accent 3" w:uiPriority="48"/>
+    <w:lsdException w:name="Grid Table 4 Accent 3" w:uiPriority="49"/>
+    <w:lsdException w:name="Grid Table 5 Dark Accent 3" w:uiPriority="50"/>
+    <w:lsdException w:name="Grid Table 6 Colorful Accent 3" w:uiPriority="51"/>
+    <w:lsdException w:name="Grid Table 7 Colorful Accent 3" w:uiPriority="52"/>
+    <w:lsdException w:name="Grid Table 1 Light Accent 4" w:uiPriority="46"/>
+    <w:lsdException w:name="Grid Table 2 Accent 4" w:uiPriority="47"/>
+    <w:lsdException w:name="Grid Table 3 Accent 4" w:uiPriority="48"/>
+    <w:lsdException w:name="Grid Table 4 Accent 4" w:uiPriority="49"/>
+    <w:lsdException w:name="Grid Table 5 Dark Accent 4" w:uiPriority="50"/>
+    <w:lsdException w:name="Grid Table 6 Colorful Accent 4" w:uiPriority="51"/>
+    <w:lsdException w:name="Grid Table 7 Colorful Accent 4" w:uiPriority="52"/>
+    <w:lsdException w:name="Grid Table 1 Light Accent 5" w:uiPriority="46"/>
+    <w:lsdException w:name="Grid Table 2 Accent 5" w:uiPriority="47"/>
+    <w:lsdException w:name="Grid Table 3 Accent 5" w:uiPriority="48"/>
+    <w:lsdException w:name="Grid Table 4 Accent 5" w:uiPriority="49"/>
+    <w:lsdException w:name="Grid Table 5 Dark Accent 5" w:uiPriority="50"/>
+    <w:lsdException w:name="Grid Table 6 Colorful Accent 5" w:uiPriority="51"/>
+    <w:lsdException w:name="Grid Table 7 Colorful Accent 5" w:uiPriority="52"/>
+    <w:lsdException w:name="Grid Table 1 Light Accent 6" w:uiPriority="46"/>
+    <w:lsdException w:name="Grid Table 2 Accent 6" w:uiPriority="47"/>
+    <w:lsdException w:name="Grid Table 3 Accent 6" w:uiPriority="48"/>
+    <w:lsdException w:name="Grid Table 4 Accent 6" w:uiPriority="49"/>
+    <w:lsdException w:name="Grid Table 5 Dark Accent 6" w:uiPriority="50"/>
+    <w:lsdException w:name="Grid Table 6 Colorful Accent 6" w:uiPriority="51"/>
+    <w:lsdException w:name="Grid Table 7 Colorful Accent 6" w:uiPriority="52"/>
+    <w:lsdException w:name="List Table 1 Light" w:uiPriority="46"/>
+    <w:lsdException w:name="List Table 2" w:uiPriority="47"/>
+    <w:lsdException w:name="List Table 3" w:uiPriority="48"/>
+    <w:lsdException w:name="List Table 4" w:uiPriority="49"/>
+    <w:lsdException w:name="List Table 5 Dark" w:uiPriority="50"/>
+    <w:lsdException w:name="List Table 6 Colorful" w:uiPriority="51"/>
+    <w:lsdException w:name="List Table 7 Colorful" w:uiPriority="52"/>
+    <w:lsdException w:name="List Table 1 Light Accent 1" w:uiPriority="46"/>
+    <w:lsdException w:name="List Table 2 Accent 1" w:uiPriority="47"/>
+    <w:lsdException w:name="List Table 3 Accent 1" w:uiPriority="48"/>
+    <w:lsdException w:name="List Table 4 Accent 1" w:uiPriority="49"/>
+    <w:lsdException w:name="List Table 5 Dark Accent 1" w:uiPriority="50"/>
+    <w:lsdException w:name="List Table 6 Colorful Accent 1" w:uiPriority="51"/>
+    <w:lsdException w:name="List Table 7 Colorful Accent 1" w:uiPriority="52"/>
+    <w:lsdException w:name="List Table 1 Light Accent 2" w:uiPriority="46"/>
+    <w:lsdException w:name="List Table 2 Accent 2" w:uiPriority="47"/>
+    <w:lsdException w:name="List Table 3 Accent 2" w:uiPriority="48"/>
+    <w:lsdException w:name="List Table 4 Accent 2" w:uiPriority="49"/>
+    <w:lsdException w:name="List Table 5 Dark Accent 2" w:uiPriority="50"/>
+    <w:lsdException w:name="List Table 6 Colorful Accent 2" w:uiPriority="51"/>
+    <w:lsdException w:name="List Table 7 Colorful Accent 2" w:uiPriority="52"/>
+    <w:lsdException w:name="List Table 1 Light Accent 3" w:uiPriority="46"/>
+    <w:lsdException w:name="List Table 2 Accent 3" w:uiPriority="47"/>
+    <w:lsdException w:name="List Table 3 Accent 3" w:uiPriority="48"/>
+    <w:lsdException w:name="List Table 4 Accent 3" w:uiPriority="49"/>
+    <w:lsdException w:name="List Table 5 Dark Accent 3" w:uiPriority="50"/>
+    <w:lsdException w:name="List Table 6 Colorful Accent 3" w:uiPriority="51"/>
+    <w:lsdException w:name="List Table 7 Colorful Accent 3" w:uiPriority="52"/>
+    <w:lsdException w:name="List Table 1 Light Accent 4" w:uiPriority="46"/>
+    <w:lsdException w:name="List Table 2 Accent 4" w:uiPriority="47"/>
+    <w:lsdException w:name="List Table 3 Accent 4" w:uiPriority="48"/>
+    <w:lsdException w:name="List Table 4 Accent 4" w:uiPriority="49"/>
+    <w:lsdException w:name="List Table 5 Dark Accent 4" w:uiPriority="50"/>
+    <w:lsdException w:name="List Table 6 Colorful Accent 4" w:uiPriority="51"/>
+    <w:lsdException w:name="List Table 7 Colorful Accent 4" w:uiPriority="52"/>
+    <w:lsdException w:name="List Table 1 Light Accent 5" w:uiPriority="46"/>
+    <w:lsdException w:name="List Table 2 Accent 5" w:uiPriority="47"/>
+    <w:lsdException w:name="List Table 3 Accent 5" w:uiPriority="48"/>
+    <w:lsdException w:name="List Table 4 Accent 5" w:uiPriority="49"/>
+    <w:lsdException w:name="List Table 5 Dark Accent 5" w:uiPriority="50"/>
+    <w:lsdException w:name="List Table 6 Colorful Accent 5" w:uiPriority="51"/>
+    <w:lsdException w:name="List Table 7 Colorful Accent 5" w:uiPriority="52"/>
+    <w:lsdException w:name="List Table 1 Light Accent 6" w:uiPriority="46"/>
+    <w:lsdException w:name="List Table 2 Accent 6" w:uiPriority="47"/>
+    <w:lsdException w:name="List Table 3 Accent 6" w:uiPriority="48"/>
+    <w:lsdException w:name="List Table 4 Accent 6" w:uiPriority="49"/>
+    <w:lsdException w:name="List Table 5 Dark Accent 6" w:uiPriority="50"/>
+    <w:lsdException w:name="List Table 6 Colorful Accent 6" w:uiPriority="51"/>
+    <w:lsdException w:name="List Table 7 Colorful Accent 6" w:uiPriority="52"/>
+    <w:lsdException w:name="Mention" w:semiHidden="1" w:unhideWhenUsed="1"/>
+    <w:lsdException w:name="Smart Hyperlink" w:semiHidden="1" w:unhideWhenUsed="1"/>
+    <w:lsdException w:name="Hashtag" w:semiHidden="1" w:unhideWhenUsed="1"/>
     <w:lsdException w:name="Unresolved Mention" w:semiHidden="1" w:unhideWhenUsed="1"/>
+    <w:lsdException w:name="Smart Link" w:semiHidden="1" w:unhideWhenUsed="1"/>
   </w:latentStyles>
-  <w:style w:type="paragraph" w:styleId="Heading1">
+  <w:style w:type="paragraph" w:default="1" w:styleId="a">
+    <w:name w:val="Normal"/>
+    <w:qFormat/>
+  </w:style>
+  <w:style w:type="paragraph" w:styleId="1">
     <w:name w:val="heading 1"/>
     <w:basedOn w:val="a"/>
     <w:next w:val="a"/>
-    <w:semiHidden w:val="0"/>
-    <w:qFormat w:val="1"/>
+    <w:qFormat/>
     <w:pPr>
       <w:spacing w:beforeAutospacing="1" w:afterAutospacing="1"/>
       <w:outlineLvl w:val="0"/>
@@ -889,12 +976,11 @@
       <w:sz w:val="40"/>
     </w:rPr>
   </w:style>
-  <w:style w:type="paragraph" w:styleId="Heading2">
+  <w:style w:type="paragraph" w:styleId="2">
     <w:name w:val="heading 2"/>
     <w:basedOn w:val="a"/>
     <w:next w:val="a"/>
-    <w:semiHidden w:val="0"/>
-    <w:qFormat w:val="1"/>
+    <w:qFormat/>
     <w:pPr>
       <w:spacing w:beforeAutospacing="1" w:afterAutospacing="1"/>
       <w:outlineLvl w:val="1"/>
@@ -903,12 +989,11 @@
       <w:sz w:val="32"/>
     </w:rPr>
   </w:style>
-  <w:style w:type="paragraph" w:styleId="Heading3">
+  <w:style w:type="paragraph" w:styleId="3">
     <w:name w:val="heading 3"/>
     <w:basedOn w:val="a"/>
     <w:next w:val="a"/>
-    <w:semiHidden w:val="0"/>
-    <w:qFormat w:val="1"/>
+    <w:qFormat/>
     <w:pPr>
       <w:spacing w:beforeAutospacing="1" w:afterAutospacing="1"/>
       <w:outlineLvl w:val="2"/>
@@ -917,59 +1002,74 @@
       <w:sz w:val="28"/>
     </w:rPr>
   </w:style>
-  <w:style w:type="character" w:styleId="Hyperlink">
+  <w:style w:type="character" w:default="1" w:styleId="a0">
+    <w:name w:val="Default Paragraph Font"/>
+    <w:uiPriority w:val="1"/>
+    <w:unhideWhenUsed/>
+  </w:style>
+  <w:style w:type="table" w:default="1" w:styleId="a1">
+    <w:name w:val="Normal Table"/>
+    <w:uiPriority w:val="99"/>
+    <w:semiHidden/>
+    <w:unhideWhenUsed/>
+    <w:tblPr>
+      <w:tblInd w:w="0" w:type="dxa"/>
+      <w:tblCellMar>
+        <w:top w:w="0" w:type="dxa"/>
+        <w:left w:w="108" w:type="dxa"/>
+        <w:bottom w:w="0" w:type="dxa"/>
+        <w:right w:w="108" w:type="dxa"/>
+      </w:tblCellMar>
+    </w:tblPr>
+  </w:style>
+  <w:style w:type="numbering" w:default="1" w:styleId="a2">
+    <w:name w:val="No List"/>
+    <w:uiPriority w:val="99"/>
+    <w:semiHidden/>
+    <w:unhideWhenUsed/>
+  </w:style>
+  <w:style w:type="character" w:styleId="a3">
     <w:name w:val="Hyperlink"/>
     <w:uiPriority w:val="99"/>
-    <w:semiHidden w:val="1"/>
-    <w:unhideWhenUsed w:val="1"/>
+    <w:semiHidden/>
+    <w:unhideWhenUsed/>
     <w:rPr>
-      <w:color w:val="#2F69C7"/>
+      <w:color w:val="2F69C7"/>
       <w:u w:val="single"/>
     </w:rPr>
   </w:style>
-  <w:style w:type="table" w:styleId="NormalTable" w:default="1">
-    <w:name w:val="Normal Table"/>
-    <w:tblPr>
-      <w:tblCellMar>
-        <w:top w:w="99.78" w:type="dxa"/>
-        <w:start w:w="99.78" w:type="dxa"/>
-        <w:bottom w:w="99.78" w:type="dxa"/>
-        <w:end w:w="99.78" w:type="dxa"/>
-      </w:tblCellMar>
-    </w:tblPr>
-  </w:style>
-  <w:style w:type="paragraph" w:styleId="Subtitle">
-    <w:name w:val="subtitle"/>
+  <w:style w:type="paragraph" w:styleId="a4">
+    <w:name w:val="Subtitle"/>
     <w:basedOn w:val="a"/>
     <w:next w:val="a"/>
-    <w:qFormat w:val="1"/>
+    <w:qFormat/>
     <w:pPr>
       <w:spacing w:afterAutospacing="1"/>
     </w:pPr>
     <w:rPr>
+      <w:color w:val="808080"/>
       <w:sz w:val="30"/>
-      <w:color w:val="808080"/>
     </w:rPr>
   </w:style>
-  <w:style w:type="table" w:styleId="TableGrid">
+  <w:style w:type="table" w:styleId="a5">
     <w:name w:val="Table Grid"/>
-    <w:basedOn w:val="NormalTable"/>
+    <w:basedOn w:val="a1"/>
     <w:tblPr>
       <w:tblBorders>
-        <w:top w:val="single" w:color="#000000" w:sz="6"/>
-        <w:left w:val="single" w:color="#000000" w:sz="6"/>
-        <w:bottom w:val="single" w:color="#000000" w:sz="6"/>
-        <w:right w:val="single" w:color="#000000" w:sz="6"/>
-        <w:insideH w:val="single" w:color="#000000" w:sz="6"/>
-        <w:insideV w:val="single" w:color="#000000" w:sz="6"/>
+        <w:top w:val="single" w:sz="6" w:space="0" w:color="000000"/>
+        <w:left w:val="single" w:sz="6" w:space="0" w:color="000000"/>
+        <w:bottom w:val="single" w:sz="6" w:space="0" w:color="000000"/>
+        <w:right w:val="single" w:sz="6" w:space="0" w:color="000000"/>
+        <w:insideH w:val="single" w:sz="6" w:space="0" w:color="000000"/>
+        <w:insideV w:val="single" w:sz="6" w:space="0" w:color="000000"/>
       </w:tblBorders>
     </w:tblPr>
   </w:style>
-  <w:style w:type="paragraph" w:styleId="Title">
-    <w:name w:val="title"/>
+  <w:style w:type="paragraph" w:styleId="a6">
+    <w:name w:val="Title"/>
     <w:basedOn w:val="a"/>
     <w:next w:val="a"/>
-    <w:qFormat w:val="1"/>
+    <w:qFormat/>
     <w:pPr>
       <w:spacing w:afterAutospacing="1"/>
     </w:pPr>
@@ -977,42 +1077,18 @@
       <w:sz w:val="52"/>
     </w:rPr>
   </w:style>
-  <w:style w:type="paragraph" w:styleId="a" w:default="1">
-    <w:name w:val="Normal"/>
-    <w:qFormat w:val="1"/>
-    <w:pPr>
-      <w:spacing w:line="276" w:before="0" w:after="0" w:lineRule="auto"/>
-    </w:pPr>
-    <w:rPr>
-      <w:rFonts w:hAnsi="Arimo"/>
-      <w:sz w:val="22"/>
-      <w:szCs w:val="22"/>
-    </w:rPr>
-  </w:style>
-  <w:style w:type="character" w:styleId="a0" w:default="1">
-    <w:name w:val="Default Paragraph Font"/>
-    <w:uiPriority w:val="1"/>
-    <w:semiHidden w:val="1"/>
-    <w:unhideWhenUsed w:val="1"/>
-  </w:style>
-  <w:style w:type="numbering" w:styleId="a2" w:default="1">
-    <w:name w:val="No List"/>
-    <w:uiPriority w:val="99"/>
-    <w:semiHidden w:val="1"/>
-    <w:unhideWhenUsed w:val="1"/>
-  </w:style>
 </w:styles>
 </file>
 
 <file path=word/theme/theme1.xml><?xml version="1.0" encoding="utf-8"?>
-<a:theme xmlns:thm15="http://schemas.microsoft.com/office/thememl/2012/main" xmlns:a="http://schemas.openxmlformats.org/drawingml/2006/main">
+<a:theme xmlns:a="http://schemas.openxmlformats.org/drawingml/2006/main">
   <a:themeElements>
     <a:clrScheme name="Стандартная">
       <a:dk1>
-        <a:sysClr lastClr="000000" val="windowText"/>
+        <a:sysClr val="windowText" lastClr="000000"/>
       </a:dk1>
       <a:lt1>
-        <a:sysClr lastClr="FFFFFF" val="window"/>
+        <a:sysClr val="window" lastClr="FFFFFF"/>
       </a:lt1>
       <a:dk2>
         <a:srgbClr val="44546A"/>
@@ -1259,7 +1335,7 @@
   <a:extraClrSchemeLst/>
   <a:extLst>
     <a:ext uri="{05A4C25C-085E-4340-85A3-A5531E510DB2}">
-      <thm15:themeFamily name="Office Theme" id="{62F939B6-93AF-4DB8-9C6B-D6C7DFDC589F}" vid="{4A3C46E8-61CC-4603-A589-7422A47A8E4A}"/>
+      <thm15:themeFamily xmlns:thm15="http://schemas.microsoft.com/office/thememl/2012/main" name="Office Theme" id="{62F939B6-93AF-4DB8-9C6B-D6C7DFDC589F}" vid="{4A3C46E8-61CC-4603-A589-7422A47A8E4A}"/>
     </a:ext>
   </a:extLst>
 </a:theme>
@@ -1270,9 +1346,9 @@
 </file>
 
 <file path=customXml/itemProps1.xml><?xml version="1.0" encoding="utf-8"?>
-<customXml:datastoreItem xmlns:customXml="http://schemas.openxmlformats.org/officeDocument/2006/customXml" customXml:itemID="{18266FF8-31FE-0E4B-8F97-0718C7B8FEEC}">
-  <customXml:schemaRefs>
-    <customXml:schemaRef customXml:uri="http://schemas.openxmlformats.org/officeDocument/2006/bibliography"/>
-  </customXml:schemaRefs>
-</customXml:datastoreItem>
+<ds:datastoreItem xmlns:ds="http://schemas.openxmlformats.org/officeDocument/2006/customXml" ds:itemID="{18266FF8-31FE-0E4B-8F97-0718C7B8FEEC}">
+  <ds:schemaRefs>
+    <ds:schemaRef ds:uri="http://schemas.openxmlformats.org/officeDocument/2006/bibliography"/>
+  </ds:schemaRefs>
+</ds:datastoreItem>
 </file>